--- a/src/content/bios/Black-ER 2014.docx
+++ b/src/content/bios/Black-ER 2014.docx
@@ -1,6 +1,6 @@
 
 <file path=word/document.xml><?xml version="1.0" encoding="utf-8"?>
-<w:document xmlns:wpc="http://schemas.microsoft.com/office/word/2010/wordprocessingCanvas" xmlns:cx="http://schemas.microsoft.com/office/drawing/2014/chartex" xmlns:cx1="http://schemas.microsoft.com/office/drawing/2015/9/8/chartex" xmlns:cx2="http://schemas.microsoft.com/office/drawing/2015/10/21/chartex" xmlns:cx3="http://schemas.microsoft.com/office/drawing/2016/5/9/chartex" xmlns:cx4="http://schemas.microsoft.com/office/drawing/2016/5/10/chartex" xmlns:cx5="http://schemas.microsoft.com/office/drawing/2016/5/11/chartex" xmlns:cx6="http://schemas.microsoft.com/office/drawing/2016/5/12/chartex" xmlns:cx7="http://schemas.microsoft.com/office/drawing/2016/5/13/chartex" xmlns:cx8="http://schemas.microsoft.com/office/drawing/2016/5/14/chartex" xmlns:mc="http://schemas.openxmlformats.org/markup-compatibility/2006" xmlns:aink="http://schemas.microsoft.com/office/drawing/2016/ink" xmlns:am3d="http://schemas.microsoft.com/office/drawing/2017/model3d" xmlns:o="urn:schemas-microsoft-com:office:office" xmlns:oel="http://schemas.microsoft.com/office/2019/extlst" xmlns:r="http://schemas.openxmlformats.org/officeDocument/2006/relationships" xmlns:m="http://schemas.openxmlformats.org/officeDocument/2006/math" xmlns:v="urn:schemas-microsoft-com:vml" xmlns:wp14="http://schemas.microsoft.com/office/word/2010/wordprocessingDrawing" xmlns:wp="http://schemas.openxmlformats.org/drawingml/2006/wordprocessingDrawing" xmlns:w10="urn:schemas-microsoft-com:office:word" xmlns:w="http://schemas.openxmlformats.org/wordprocessingml/2006/main" xmlns:w14="http://schemas.microsoft.com/office/word/2010/wordml" xmlns:w15="http://schemas.microsoft.com/office/word/2012/wordml" xmlns:w16cex="http://schemas.microsoft.com/office/word/2018/wordml/cex" xmlns:w16cid="http://schemas.microsoft.com/office/word/2016/wordml/cid" xmlns:w16="http://schemas.microsoft.com/office/word/2018/wordml" xmlns:w16du="http://schemas.microsoft.com/office/word/2023/wordml/word16du" xmlns:w16sdtdh="http://schemas.microsoft.com/office/word/2020/wordml/sdtdatahash" xmlns:w16sdtfl="http://schemas.microsoft.com/office/word/2024/wordml/sdtformatlock" xmlns:w16se="http://schemas.microsoft.com/office/word/2015/wordml/symex" xmlns:wpg="http://schemas.microsoft.com/office/word/2010/wordprocessingGroup" xmlns:wpi="http://schemas.microsoft.com/office/word/2010/wordprocessingInk" xmlns:wne="http://schemas.microsoft.com/office/word/2006/wordml" xmlns:wps="http://schemas.microsoft.com/office/word/2010/wordprocessingShape" mc:Ignorable="w14 w15 w16se w16cid w16 w16cex w16sdtdh w16sdtfl w16du wp14">
+<w:document xmlns:wpc="http://schemas.microsoft.com/office/word/2010/wordprocessingCanvas" xmlns:cx="http://schemas.microsoft.com/office/drawing/2014/chartex" xmlns:cx1="http://schemas.microsoft.com/office/drawing/2015/9/8/chartex" xmlns:cx2="http://schemas.microsoft.com/office/drawing/2015/10/21/chartex" xmlns:cx3="http://schemas.microsoft.com/office/drawing/2016/5/9/chartex" xmlns:cx4="http://schemas.microsoft.com/office/drawing/2016/5/10/chartex" xmlns:cx5="http://schemas.microsoft.com/office/drawing/2016/5/11/chartex" xmlns:cx6="http://schemas.microsoft.com/office/drawing/2016/5/12/chartex" xmlns:cx7="http://schemas.microsoft.com/office/drawing/2016/5/13/chartex" xmlns:cx8="http://schemas.microsoft.com/office/drawing/2016/5/14/chartex" xmlns:mc="http://schemas.openxmlformats.org/markup-compatibility/2006" xmlns:m="http://schemas.openxmlformats.org/officeDocument/2006/math" xmlns:aink="http://schemas.microsoft.com/office/drawing/2016/ink" xmlns:am3d="http://schemas.microsoft.com/office/drawing/2017/model3d" xmlns:oel="http://schemas.microsoft.com/office/2019/extlst" xmlns:r="http://schemas.openxmlformats.org/officeDocument/2006/relationships" xmlns:wp14="http://schemas.microsoft.com/office/word/2010/wordprocessingDrawing" xmlns:wp="http://schemas.openxmlformats.org/drawingml/2006/wordprocessingDrawing" xmlns:wpg="http://schemas.microsoft.com/office/word/2010/wordprocessingGroup" xmlns:wpi="http://schemas.microsoft.com/office/word/2010/wordprocessingInk" xmlns:wps="http://schemas.microsoft.com/office/word/2010/wordprocessingShape" xmlns:o="urn:schemas-microsoft-com:office:office" xmlns:v="urn:schemas-microsoft-com:vml" xmlns:w10="urn:schemas-microsoft-com:office:word" xmlns:w="http://schemas.openxmlformats.org/wordprocessingml/2006/main" xmlns:w14="http://schemas.microsoft.com/office/word/2010/wordml" xmlns:w15="http://schemas.microsoft.com/office/word/2012/wordml" xmlns:w16cei="http://schemas.microsoft.com/office/word/2026/wordml/cei" xmlns:w16cex="http://schemas.microsoft.com/office/word/2018/wordml/cex" xmlns:w16cid="http://schemas.microsoft.com/office/word/2016/wordml/cid" xmlns:w16="http://schemas.microsoft.com/office/word/2018/wordml" xmlns:w16sdtdh="http://schemas.microsoft.com/office/word/2020/wordml/sdtdatahash" xmlns:w16sdtfl="http://schemas.microsoft.com/office/word/2024/wordml/sdtformatlock" xmlns:w16se="http://schemas.microsoft.com/office/word/2015/wordml/symex" xmlns:w16du="http://schemas.microsoft.com/office/word/2023/wordml/word16du" xmlns:wne="http://schemas.microsoft.com/office/word/2006/wordml" mc:Ignorable="w14 w15 w16se w16cid w16 w16cex w16sdtdh w16sdtfl w16du wp14">
   <w:body>
     <w:p>
       <w:pPr>
@@ -15,7 +15,484 @@
         </w:rPr>
       </w:pPr>
       <w:r>
-        <w:t xml:space="preserve">BLACK, Eugene Robert, American banker and third President of the International Bank for Reconstruction and Development (IBRD) or World Bank (since 1956 World Bank Group) 1949-1962, was born 1 May 1898 in Atlanta, Georgia, and passed away 20 February 1992 in Southampton, Long Island, New York, United States. He was the son of Eugene Robert Black, lawyer and banker, and Gussie King Grady, homemaker. On 8 June 1918 he married Elizabeth ‘Dolly’ Blalock. They had one daughter and one son (also named Eugene Robert). After her death on 2 April 1928 he married Susette Heath on 25 January 1930. They had one son.</w:t>
+        <w:rPr>
+          <w:rFonts w:ascii="Times New Roman" w:hAnsi="Times New Roman" w:cs="Times New Roman"/>
+          <w:b/>
+          <w:sz w:val="24"/>
+          <w:szCs w:val="24"/>
+        </w:rPr>
+        <w:t>BLACK, Eugene Robert, third Pre</w:t>
+      </w:r>
+      <w:r>
+        <w:rPr>
+          <w:rFonts w:ascii="Times New Roman" w:hAnsi="Times New Roman" w:cs="Times New Roman"/>
+          <w:b/>
+          <w:sz w:val="24"/>
+          <w:szCs w:val="24"/>
+        </w:rPr>
+        <w:t xml:space="preserve">sident of the </w:t>
+      </w:r>
+      <w:r>
+        <w:rPr>
+          <w:rFonts w:ascii="Times New Roman" w:hAnsi="Times New Roman" w:cs="Times New Roman"/>
+          <w:b/>
+          <w:sz w:val="24"/>
+          <w:szCs w:val="24"/>
+        </w:rPr>
+        <w:t xml:space="preserve">International Bank for Reconstruction and Development (IBRD) or </w:t>
+      </w:r>
+      <w:r>
+        <w:rPr>
+          <w:rFonts w:ascii="Times New Roman" w:hAnsi="Times New Roman" w:cs="Times New Roman"/>
+          <w:b/>
+          <w:sz w:val="24"/>
+          <w:szCs w:val="24"/>
+        </w:rPr>
+        <w:t>World Bank</w:t>
+      </w:r>
+      <w:r>
+        <w:rPr>
+          <w:rFonts w:ascii="Times New Roman" w:hAnsi="Times New Roman" w:cs="Times New Roman"/>
+          <w:b/>
+          <w:sz w:val="24"/>
+          <w:szCs w:val="24"/>
+        </w:rPr>
+        <w:t xml:space="preserve"> </w:t>
+      </w:r>
+      <w:r>
+        <w:rPr>
+          <w:rFonts w:ascii="Times New Roman" w:hAnsi="Times New Roman" w:cs="Times New Roman"/>
+          <w:b/>
+          <w:sz w:val="24"/>
+          <w:szCs w:val="24"/>
+        </w:rPr>
+        <w:t>(</w:t>
+      </w:r>
+      <w:r>
+        <w:rPr>
+          <w:rFonts w:ascii="Times New Roman" w:hAnsi="Times New Roman" w:cs="Times New Roman"/>
+          <w:b/>
+          <w:sz w:val="24"/>
+          <w:szCs w:val="24"/>
+        </w:rPr>
+        <w:t>since 1956 World Bank Group</w:t>
+      </w:r>
+      <w:r>
+        <w:rPr>
+          <w:rFonts w:ascii="Times New Roman" w:hAnsi="Times New Roman" w:cs="Times New Roman"/>
+          <w:b/>
+          <w:sz w:val="24"/>
+          <w:szCs w:val="24"/>
+        </w:rPr>
+        <w:t>)</w:t>
+      </w:r>
+      <w:r>
+        <w:rPr>
+          <w:rFonts w:ascii="Times New Roman" w:hAnsi="Times New Roman" w:cs="Times New Roman"/>
+          <w:b/>
+          <w:sz w:val="24"/>
+          <w:szCs w:val="24"/>
+        </w:rPr>
+        <w:t xml:space="preserve"> 1949-</w:t>
+      </w:r>
+      <w:r>
+        <w:rPr>
+          <w:rFonts w:ascii="Times New Roman" w:hAnsi="Times New Roman" w:cs="Times New Roman"/>
+          <w:b/>
+          <w:sz w:val="24"/>
+          <w:szCs w:val="24"/>
+        </w:rPr>
+        <w:t>19</w:t>
+      </w:r>
+      <w:r>
+        <w:rPr>
+          <w:rFonts w:ascii="Times New Roman" w:hAnsi="Times New Roman" w:cs="Times New Roman"/>
+          <w:b/>
+          <w:sz w:val="24"/>
+          <w:szCs w:val="24"/>
+        </w:rPr>
+        <w:t>62, was born 1 May 1898 in Atlanta, Georgia, and passed away 20 February 1992 in Southampton, Long Island, New York</w:t>
+      </w:r>
+      <w:r>
+        <w:rPr>
+          <w:rFonts w:ascii="Times New Roman" w:hAnsi="Times New Roman" w:cs="Times New Roman"/>
+          <w:b/>
+          <w:sz w:val="24"/>
+          <w:szCs w:val="24"/>
+        </w:rPr>
+        <w:t>, United States</w:t>
+      </w:r>
+      <w:r>
+        <w:rPr>
+          <w:rFonts w:ascii="Times New Roman" w:hAnsi="Times New Roman" w:cs="Times New Roman"/>
+          <w:b/>
+          <w:sz w:val="24"/>
+          <w:szCs w:val="24"/>
+        </w:rPr>
+        <w:t>.</w:t>
+      </w:r>
+      <w:r>
+        <w:rPr>
+          <w:rFonts w:ascii="Times New Roman" w:hAnsi="Times New Roman" w:cs="Times New Roman"/>
+          <w:b/>
+          <w:sz w:val="24"/>
+          <w:szCs w:val="24"/>
+        </w:rPr>
+        <w:t xml:space="preserve"> </w:t>
+      </w:r>
+      <w:r>
+        <w:rPr>
+          <w:rFonts w:ascii="Times New Roman" w:hAnsi="Times New Roman" w:cs="Times New Roman"/>
+          <w:b/>
+          <w:sz w:val="24"/>
+          <w:szCs w:val="24"/>
+        </w:rPr>
+        <w:t xml:space="preserve">He was the son of Eugene Robert Black, </w:t>
+      </w:r>
+      <w:r>
+        <w:rPr>
+          <w:rFonts w:ascii="Times New Roman" w:hAnsi="Times New Roman" w:cs="Times New Roman"/>
+          <w:b/>
+          <w:sz w:val="24"/>
+          <w:szCs w:val="24"/>
+        </w:rPr>
+        <w:t>lawyer and</w:t>
+      </w:r>
+      <w:r>
+        <w:rPr>
+          <w:rFonts w:ascii="Times New Roman" w:hAnsi="Times New Roman" w:cs="Times New Roman"/>
+          <w:b/>
+          <w:sz w:val="24"/>
+          <w:szCs w:val="24"/>
+        </w:rPr>
+        <w:t xml:space="preserve"> banker, </w:t>
+      </w:r>
+      <w:r>
+        <w:rPr>
+          <w:rFonts w:ascii="Times New Roman" w:hAnsi="Times New Roman" w:cs="Times New Roman"/>
+          <w:b/>
+          <w:sz w:val="24"/>
+          <w:szCs w:val="24"/>
+        </w:rPr>
+        <w:t xml:space="preserve">and Gussie King Grady, </w:t>
+      </w:r>
+      <w:r>
+        <w:rPr>
+          <w:rFonts w:ascii="Times New Roman" w:hAnsi="Times New Roman" w:cs="Times New Roman"/>
+          <w:b/>
+          <w:sz w:val="24"/>
+          <w:szCs w:val="24"/>
+        </w:rPr>
+        <w:t>homemaker</w:t>
+      </w:r>
+      <w:r>
+        <w:rPr>
+          <w:rFonts w:ascii="Times New Roman" w:hAnsi="Times New Roman" w:cs="Times New Roman"/>
+          <w:b/>
+          <w:sz w:val="24"/>
+          <w:szCs w:val="24"/>
+        </w:rPr>
+        <w:t>.</w:t>
+      </w:r>
+      <w:r>
+        <w:rPr>
+          <w:rFonts w:ascii="Times New Roman" w:hAnsi="Times New Roman" w:cs="Times New Roman"/>
+          <w:b/>
+          <w:sz w:val="24"/>
+          <w:szCs w:val="24"/>
+        </w:rPr>
+        <w:t xml:space="preserve"> </w:t>
+      </w:r>
+      <w:r>
+        <w:rPr>
+          <w:rFonts w:ascii="Times New Roman" w:hAnsi="Times New Roman" w:cs="Times New Roman"/>
+          <w:b/>
+          <w:sz w:val="24"/>
+          <w:szCs w:val="24"/>
+        </w:rPr>
+        <w:t>O</w:t>
+      </w:r>
+      <w:r>
+        <w:rPr>
+          <w:rFonts w:ascii="Times New Roman" w:hAnsi="Times New Roman" w:cs="Times New Roman"/>
+          <w:b/>
+          <w:sz w:val="24"/>
+          <w:szCs w:val="24"/>
+        </w:rPr>
+        <w:t>n</w:t>
+      </w:r>
+      <w:r>
+        <w:rPr>
+          <w:rFonts w:ascii="Times New Roman" w:hAnsi="Times New Roman" w:cs="Times New Roman"/>
+          <w:b/>
+          <w:sz w:val="24"/>
+          <w:szCs w:val="24"/>
+        </w:rPr>
+        <w:t xml:space="preserve"> </w:t>
+      </w:r>
+      <w:r>
+        <w:rPr>
+          <w:rFonts w:ascii="Times New Roman" w:hAnsi="Times New Roman" w:cs="Times New Roman"/>
+          <w:b/>
+          <w:sz w:val="24"/>
+          <w:szCs w:val="24"/>
+        </w:rPr>
+        <w:t xml:space="preserve">8 June </w:t>
+      </w:r>
+      <w:r>
+        <w:rPr>
+          <w:rFonts w:ascii="Times New Roman" w:hAnsi="Times New Roman" w:cs="Times New Roman"/>
+          <w:b/>
+          <w:sz w:val="24"/>
+          <w:szCs w:val="24"/>
+        </w:rPr>
+        <w:t>1918</w:t>
+      </w:r>
+      <w:r>
+        <w:rPr>
+          <w:rFonts w:ascii="Times New Roman" w:hAnsi="Times New Roman" w:cs="Times New Roman"/>
+          <w:b/>
+          <w:sz w:val="24"/>
+          <w:szCs w:val="24"/>
+        </w:rPr>
+        <w:t xml:space="preserve"> </w:t>
+      </w:r>
+      <w:r>
+        <w:rPr>
+          <w:rFonts w:ascii="Times New Roman" w:hAnsi="Times New Roman" w:cs="Times New Roman"/>
+          <w:b/>
+          <w:sz w:val="24"/>
+          <w:szCs w:val="24"/>
+        </w:rPr>
+        <w:t>he</w:t>
+      </w:r>
+      <w:r>
+        <w:rPr>
+          <w:rFonts w:ascii="Times New Roman" w:hAnsi="Times New Roman" w:cs="Times New Roman"/>
+          <w:b/>
+          <w:sz w:val="24"/>
+          <w:szCs w:val="24"/>
+        </w:rPr>
+        <w:t xml:space="preserve"> married </w:t>
+      </w:r>
+      <w:r>
+        <w:rPr>
+          <w:rFonts w:ascii="Times New Roman" w:hAnsi="Times New Roman" w:cs="Times New Roman"/>
+          <w:b/>
+          <w:sz w:val="24"/>
+          <w:szCs w:val="24"/>
+        </w:rPr>
+        <w:t xml:space="preserve">Elizabeth </w:t>
+      </w:r>
+      <w:r>
+        <w:rPr>
+          <w:rFonts w:ascii="Times New Roman" w:hAnsi="Times New Roman" w:cs="Times New Roman"/>
+          <w:b/>
+          <w:sz w:val="24"/>
+          <w:szCs w:val="24"/>
+        </w:rPr>
+        <w:t>‘</w:t>
+      </w:r>
+      <w:r>
+        <w:rPr>
+          <w:rFonts w:ascii="Times New Roman" w:hAnsi="Times New Roman" w:cs="Times New Roman"/>
+          <w:b/>
+          <w:sz w:val="24"/>
+          <w:szCs w:val="24"/>
+        </w:rPr>
+        <w:t>Dolly</w:t>
+      </w:r>
+      <w:r>
+        <w:rPr>
+          <w:rFonts w:ascii="Times New Roman" w:hAnsi="Times New Roman" w:cs="Times New Roman"/>
+          <w:b/>
+          <w:sz w:val="24"/>
+          <w:szCs w:val="24"/>
+        </w:rPr>
+        <w:t>’</w:t>
+      </w:r>
+      <w:r>
+        <w:rPr>
+          <w:rFonts w:ascii="Times New Roman" w:hAnsi="Times New Roman" w:cs="Times New Roman"/>
+          <w:b/>
+          <w:sz w:val="24"/>
+          <w:szCs w:val="24"/>
+        </w:rPr>
+        <w:t xml:space="preserve"> </w:t>
+      </w:r>
+      <w:r>
+        <w:rPr>
+          <w:rFonts w:ascii="Times New Roman" w:hAnsi="Times New Roman" w:cs="Times New Roman"/>
+          <w:b/>
+          <w:sz w:val="24"/>
+          <w:szCs w:val="24"/>
+        </w:rPr>
+        <w:t>Blalock</w:t>
+      </w:r>
+      <w:r>
+        <w:rPr>
+          <w:rFonts w:ascii="Times New Roman" w:hAnsi="Times New Roman" w:cs="Times New Roman"/>
+          <w:b/>
+          <w:sz w:val="24"/>
+          <w:szCs w:val="24"/>
+        </w:rPr>
+        <w:t xml:space="preserve">. They had </w:t>
+      </w:r>
+      <w:r>
+        <w:rPr>
+          <w:rFonts w:ascii="Times New Roman" w:hAnsi="Times New Roman" w:cs="Times New Roman"/>
+          <w:b/>
+          <w:sz w:val="24"/>
+          <w:szCs w:val="24"/>
+        </w:rPr>
+        <w:t xml:space="preserve">one daughter and </w:t>
+      </w:r>
+      <w:r>
+        <w:rPr>
+          <w:rFonts w:ascii="Times New Roman" w:hAnsi="Times New Roman" w:cs="Times New Roman"/>
+          <w:b/>
+          <w:sz w:val="24"/>
+          <w:szCs w:val="24"/>
+        </w:rPr>
+        <w:t>one son</w:t>
+      </w:r>
+      <w:r>
+        <w:rPr>
+          <w:rFonts w:ascii="Times New Roman" w:hAnsi="Times New Roman" w:cs="Times New Roman"/>
+          <w:b/>
+          <w:sz w:val="24"/>
+          <w:szCs w:val="24"/>
+        </w:rPr>
+        <w:t xml:space="preserve"> (also named Eugene Robert)</w:t>
+      </w:r>
+      <w:r>
+        <w:rPr>
+          <w:rFonts w:ascii="Times New Roman" w:hAnsi="Times New Roman" w:cs="Times New Roman"/>
+          <w:b/>
+          <w:sz w:val="24"/>
+          <w:szCs w:val="24"/>
+        </w:rPr>
+        <w:t>. After her death</w:t>
+      </w:r>
+      <w:r>
+        <w:rPr>
+          <w:rFonts w:ascii="Times New Roman" w:hAnsi="Times New Roman" w:cs="Times New Roman"/>
+          <w:b/>
+          <w:sz w:val="24"/>
+          <w:szCs w:val="24"/>
+        </w:rPr>
+        <w:t xml:space="preserve"> </w:t>
+      </w:r>
+      <w:r>
+        <w:rPr>
+          <w:rFonts w:ascii="Times New Roman" w:hAnsi="Times New Roman" w:cs="Times New Roman"/>
+          <w:b/>
+          <w:sz w:val="24"/>
+          <w:szCs w:val="24"/>
+        </w:rPr>
+        <w:t xml:space="preserve">on </w:t>
+      </w:r>
+      <w:proofErr w:type="gramStart"/>
+      <w:r>
+        <w:rPr>
+          <w:rFonts w:ascii="Times New Roman" w:hAnsi="Times New Roman" w:cs="Times New Roman"/>
+          <w:b/>
+          <w:sz w:val="24"/>
+          <w:szCs w:val="24"/>
+        </w:rPr>
+        <w:t xml:space="preserve">2 April </w:t>
+      </w:r>
+      <w:r>
+        <w:rPr>
+          <w:rFonts w:ascii="Times New Roman" w:hAnsi="Times New Roman" w:cs="Times New Roman"/>
+          <w:b/>
+          <w:sz w:val="24"/>
+          <w:szCs w:val="24"/>
+        </w:rPr>
+        <w:t>1928</w:t>
+      </w:r>
+      <w:proofErr w:type="gramEnd"/>
+      <w:r>
+        <w:rPr>
+          <w:rFonts w:ascii="Times New Roman" w:hAnsi="Times New Roman" w:cs="Times New Roman"/>
+          <w:b/>
+          <w:sz w:val="24"/>
+          <w:szCs w:val="24"/>
+        </w:rPr>
+        <w:t xml:space="preserve"> he married Susette Heath o</w:t>
+      </w:r>
+      <w:r>
+        <w:rPr>
+          <w:rFonts w:ascii="Times New Roman" w:hAnsi="Times New Roman" w:cs="Times New Roman"/>
+          <w:b/>
+          <w:sz w:val="24"/>
+          <w:szCs w:val="24"/>
+        </w:rPr>
+        <w:t>n</w:t>
+      </w:r>
+      <w:r>
+        <w:rPr>
+          <w:rFonts w:ascii="Times New Roman" w:hAnsi="Times New Roman" w:cs="Times New Roman"/>
+          <w:b/>
+          <w:sz w:val="24"/>
+          <w:szCs w:val="24"/>
+        </w:rPr>
+        <w:t xml:space="preserve"> 25 January</w:t>
+      </w:r>
+      <w:r>
+        <w:rPr>
+          <w:rFonts w:ascii="Times New Roman" w:hAnsi="Times New Roman" w:cs="Times New Roman"/>
+          <w:b/>
+          <w:color w:val="FF0000"/>
+          <w:sz w:val="24"/>
+          <w:szCs w:val="24"/>
+        </w:rPr>
+        <w:t xml:space="preserve"> </w:t>
+      </w:r>
+      <w:r>
+        <w:rPr>
+          <w:rFonts w:ascii="Times New Roman" w:hAnsi="Times New Roman" w:cs="Times New Roman"/>
+          <w:b/>
+          <w:sz w:val="24"/>
+          <w:szCs w:val="24"/>
+        </w:rPr>
+        <w:t>1930</w:t>
+      </w:r>
+      <w:r>
+        <w:rPr>
+          <w:rFonts w:ascii="Times New Roman" w:hAnsi="Times New Roman" w:cs="Times New Roman"/>
+          <w:b/>
+          <w:sz w:val="24"/>
+          <w:szCs w:val="24"/>
+        </w:rPr>
+        <w:t>. They</w:t>
+      </w:r>
+      <w:r>
+        <w:rPr>
+          <w:rFonts w:ascii="Times New Roman" w:hAnsi="Times New Roman" w:cs="Times New Roman"/>
+          <w:b/>
+          <w:sz w:val="24"/>
+          <w:szCs w:val="24"/>
+        </w:rPr>
+        <w:t xml:space="preserve"> had</w:t>
+      </w:r>
+      <w:r>
+        <w:rPr>
+          <w:rFonts w:ascii="Times New Roman" w:hAnsi="Times New Roman" w:cs="Times New Roman"/>
+          <w:b/>
+          <w:sz w:val="24"/>
+          <w:szCs w:val="24"/>
+        </w:rPr>
+        <w:t xml:space="preserve"> one son</w:t>
+      </w:r>
+      <w:r>
+        <w:rPr>
+          <w:rFonts w:ascii="Times New Roman" w:hAnsi="Times New Roman" w:cs="Times New Roman"/>
+          <w:b/>
+          <w:sz w:val="24"/>
+          <w:szCs w:val="24"/>
+        </w:rPr>
+        <w:t>.</w:t>
       </w:r>
     </w:p>
     <w:p>
@@ -45,17 +522,14 @@
       <w:r>
         <w:rPr>
           <w:rFonts w:ascii="Times New Roman" w:hAnsi="Times New Roman" w:cs="Times New Roman"/>
-          <w:b/>
-          <w:noProof/>
-          <w:sz w:val="24"/>
-          <w:szCs w:val="24"/>
-          <w:lang w:eastAsia="nl-NL"/>
+          <w:sz w:val="24"/>
+          <w:szCs w:val="24"/>
         </w:rPr>
         <w:drawing>
-          <wp:inline distT="0" distB="0" distL="0" distR="0" wp14:anchorId="3964462E" wp14:editId="74F74A0E">
-            <wp:extent cx="1752600" cy="2349499"/>
-            <wp:effectExtent l="0" t="0" r="0" b="635"/>
-            <wp:docPr id="2" name="Picture 1" descr="Presidents Pages"/>
+          <wp:inline distT="0" distB="0" distL="0" distR="0" wp14:anchorId="31C109B7" wp14:editId="3BCA9E07">
+            <wp:extent cx="2636409" cy="1933464"/>
+            <wp:effectExtent l="0" t="0" r="5715" b="0"/>
+            <wp:docPr id="348321098" name="Afbeelding 1"/>
             <wp:cNvGraphicFramePr>
               <a:graphicFrameLocks xmlns:a="http://schemas.openxmlformats.org/drawingml/2006/main" noChangeAspect="1"/>
             </wp:cNvGraphicFramePr>
@@ -63,39 +537,23 @@
               <a:graphicData uri="http://schemas.openxmlformats.org/drawingml/2006/picture">
                 <pic:pic xmlns:pic="http://schemas.openxmlformats.org/drawingml/2006/picture">
                   <pic:nvPicPr>
-                    <pic:cNvPr id="0" name="Picture 1" descr="Presidents Pages"/>
-                    <pic:cNvPicPr>
-                      <a:picLocks noChangeAspect="1" noChangeArrowheads="1"/>
-                    </pic:cNvPicPr>
+                    <pic:cNvPr id="348321098" name=""/>
+                    <pic:cNvPicPr/>
                   </pic:nvPicPr>
-                  <pic:blipFill rotWithShape="1">
-                    <a:blip r:embed="rId6">
-                      <a:extLst>
-                        <a:ext uri="{28A0092B-C50C-407E-A947-70E740481C1C}">
-                          <a14:useLocalDpi xmlns:a14="http://schemas.microsoft.com/office/drawing/2010/main" val="0"/>
-                        </a:ext>
-                      </a:extLst>
-                    </a:blip>
-                    <a:srcRect l="7716" t="1739" r="7071" b="6316"/>
-                    <a:stretch/>
+                  <pic:blipFill>
+                    <a:blip r:embed="rId6"/>
+                    <a:stretch>
+                      <a:fillRect/>
+                    </a:stretch>
                   </pic:blipFill>
-                  <pic:spPr bwMode="auto">
+                  <pic:spPr>
                     <a:xfrm>
                       <a:off x="0" y="0"/>
-                      <a:ext cx="1753170" cy="2350263"/>
+                      <a:ext cx="2739214" cy="2008858"/>
                     </a:xfrm>
                     <a:prstGeom prst="rect">
                       <a:avLst/>
                     </a:prstGeom>
-                    <a:noFill/>
-                    <a:ln>
-                      <a:noFill/>
-                    </a:ln>
-                    <a:extLst>
-                      <a:ext uri="{53640926-AAD7-44D8-BBD7-CCE9431645EC}">
-                        <a14:shadowObscured xmlns:a14="http://schemas.microsoft.com/office/drawing/2010/main"/>
-                      </a:ext>
-                    </a:extLst>
                   </pic:spPr>
                 </pic:pic>
               </a:graphicData>
@@ -123,18 +581,15 @@
         </w:rPr>
         <w:t xml:space="preserve">Source: </w:t>
       </w:r>
-      <w:hyperlink r:id="rId7" w:history="1">
-        <w:r>
-          <w:rPr>
-            <w:rStyle w:val="Hyperlink"/>
-            <w:rFonts w:ascii="Times New Roman" w:hAnsi="Times New Roman" w:cs="Times New Roman"/>
-            <w:sz w:val="24"/>
-            <w:szCs w:val="24"/>
-            <w:u w:val="none"/>
-          </w:rPr>
-          <w:t>http://web.worldbank.org/WBSITE/EXTERNAL/EXTABOUTUS/EXTARCHIVES/ 0,,contentMDK:20487078~pagePK:36726~piPK:437378~theSitePK:29506,00.html</w:t>
-        </w:r>
-      </w:hyperlink>
+      <w:r>
+        <w:rPr>
+          <w:rFonts w:ascii="Times New Roman" w:hAnsi="Times New Roman" w:cs="Times New Roman"/>
+          <w:sz w:val="24"/>
+          <w:szCs w:val="24"/>
+          <w:lang w:val="en-GB"/>
+        </w:rPr>
+        <w:t>Black, President World Bank and its two affiliates, speaking at Annual Meetings, 17-21 September 1962, file 1811960_039.tif, Public</w:t>
+      </w:r>
       <w:r>
         <w:rPr>
           <w:rFonts w:ascii="Times New Roman" w:hAnsi="Times New Roman" w:cs="Times New Roman"/>
@@ -179,7 +634,7 @@
         </w:rPr>
         <w:t xml:space="preserve">: </w:t>
       </w:r>
-      <w:hyperlink r:id="rId8" w:history="1">
+      <w:hyperlink r:id="rId7" w:history="1">
         <w:r>
           <w:rPr>
             <w:rStyle w:val="Hyperlink"/>
@@ -1108,97 +1563,105 @@
           <w:sz w:val="24"/>
           <w:szCs w:val="24"/>
         </w:rPr>
+        <w:t>McCloy also came</w:t>
+      </w:r>
+      <w:r>
+        <w:rPr>
+          <w:rFonts w:ascii="Times New Roman" w:hAnsi="Times New Roman" w:cs="Times New Roman"/>
+          <w:sz w:val="24"/>
+          <w:szCs w:val="24"/>
+        </w:rPr>
+        <w:t xml:space="preserve"> to rely heavily on him for adv</w:t>
+      </w:r>
+      <w:r>
+        <w:rPr>
+          <w:rFonts w:ascii="Times New Roman" w:hAnsi="Times New Roman" w:cs="Times New Roman"/>
+          <w:sz w:val="24"/>
+          <w:szCs w:val="24"/>
+        </w:rPr>
+        <w:t>ice and support</w:t>
+      </w:r>
+      <w:r>
+        <w:rPr>
+          <w:rFonts w:ascii="Times New Roman" w:hAnsi="Times New Roman" w:cs="Times New Roman"/>
+          <w:sz w:val="24"/>
+          <w:szCs w:val="24"/>
+        </w:rPr>
+        <w:t xml:space="preserve">; </w:t>
+      </w:r>
+      <w:r>
+        <w:rPr>
+          <w:rFonts w:ascii="Times New Roman" w:hAnsi="Times New Roman" w:cs="Times New Roman"/>
+          <w:sz w:val="24"/>
+          <w:szCs w:val="24"/>
+        </w:rPr>
+        <w:t>thus, while McCloy did</w:t>
+      </w:r>
+      <w:r>
+        <w:rPr>
+          <w:rFonts w:ascii="Times New Roman" w:hAnsi="Times New Roman" w:cs="Times New Roman"/>
+          <w:sz w:val="24"/>
+          <w:szCs w:val="24"/>
+        </w:rPr>
+        <w:t xml:space="preserve"> no</w:t>
+      </w:r>
+      <w:r>
+        <w:rPr>
+          <w:rFonts w:ascii="Times New Roman" w:hAnsi="Times New Roman" w:cs="Times New Roman"/>
+          <w:sz w:val="24"/>
+          <w:szCs w:val="24"/>
+        </w:rPr>
+        <w:t xml:space="preserve">t get his wish to have Black formally appointed as </w:t>
+      </w:r>
+      <w:r>
+        <w:rPr>
+          <w:rFonts w:ascii="Times New Roman" w:hAnsi="Times New Roman" w:cs="Times New Roman"/>
+          <w:sz w:val="24"/>
+          <w:szCs w:val="24"/>
+        </w:rPr>
+        <w:t xml:space="preserve">a </w:t>
+      </w:r>
+      <w:r>
+        <w:rPr>
+          <w:rFonts w:ascii="Times New Roman" w:hAnsi="Times New Roman" w:cs="Times New Roman"/>
+          <w:sz w:val="24"/>
+          <w:szCs w:val="24"/>
+        </w:rPr>
+        <w:t xml:space="preserve">member of his staff </w:t>
+      </w:r>
+      <w:r>
+        <w:rPr>
+          <w:rFonts w:ascii="Times New Roman" w:hAnsi="Times New Roman" w:cs="Times New Roman"/>
+          <w:i/>
+          <w:sz w:val="24"/>
+          <w:szCs w:val="24"/>
+        </w:rPr>
+        <w:t>and</w:t>
+      </w:r>
+      <w:r>
+        <w:rPr>
+          <w:rFonts w:ascii="Times New Roman" w:hAnsi="Times New Roman" w:cs="Times New Roman"/>
+          <w:sz w:val="24"/>
+          <w:szCs w:val="24"/>
+        </w:rPr>
+        <w:t xml:space="preserve"> as the US</w:t>
+      </w:r>
+      <w:r>
+        <w:rPr>
+          <w:rFonts w:ascii="Times New Roman" w:hAnsi="Times New Roman" w:cs="Times New Roman"/>
+          <w:sz w:val="24"/>
+          <w:szCs w:val="24"/>
+        </w:rPr>
+        <w:t xml:space="preserve"> Executive </w:t>
+      </w:r>
+      <w:r>
+        <w:rPr>
+          <w:rFonts w:ascii="Times New Roman" w:hAnsi="Times New Roman" w:cs="Times New Roman"/>
+          <w:sz w:val="24"/>
+          <w:szCs w:val="24"/>
+        </w:rPr>
         <w:lastRenderedPageBreak/>
-        <w:t>McCloy also came</w:t>
-      </w:r>
-      <w:r>
-        <w:rPr>
-          <w:rFonts w:ascii="Times New Roman" w:hAnsi="Times New Roman" w:cs="Times New Roman"/>
-          <w:sz w:val="24"/>
-          <w:szCs w:val="24"/>
-        </w:rPr>
-        <w:t xml:space="preserve"> to rely heavily on him for adv</w:t>
-      </w:r>
-      <w:r>
-        <w:rPr>
-          <w:rFonts w:ascii="Times New Roman" w:hAnsi="Times New Roman" w:cs="Times New Roman"/>
-          <w:sz w:val="24"/>
-          <w:szCs w:val="24"/>
-        </w:rPr>
-        <w:t>ice and support</w:t>
-      </w:r>
-      <w:r>
-        <w:rPr>
-          <w:rFonts w:ascii="Times New Roman" w:hAnsi="Times New Roman" w:cs="Times New Roman"/>
-          <w:sz w:val="24"/>
-          <w:szCs w:val="24"/>
-        </w:rPr>
-        <w:t xml:space="preserve">; </w:t>
-      </w:r>
-      <w:r>
-        <w:rPr>
-          <w:rFonts w:ascii="Times New Roman" w:hAnsi="Times New Roman" w:cs="Times New Roman"/>
-          <w:sz w:val="24"/>
-          <w:szCs w:val="24"/>
-        </w:rPr>
-        <w:t>thus, while McCloy did</w:t>
-      </w:r>
-      <w:r>
-        <w:rPr>
-          <w:rFonts w:ascii="Times New Roman" w:hAnsi="Times New Roman" w:cs="Times New Roman"/>
-          <w:sz w:val="24"/>
-          <w:szCs w:val="24"/>
-        </w:rPr>
-        <w:t xml:space="preserve"> no</w:t>
-      </w:r>
-      <w:r>
-        <w:rPr>
-          <w:rFonts w:ascii="Times New Roman" w:hAnsi="Times New Roman" w:cs="Times New Roman"/>
-          <w:sz w:val="24"/>
-          <w:szCs w:val="24"/>
-        </w:rPr>
-        <w:t xml:space="preserve">t get his wish to have Black formally appointed as </w:t>
-      </w:r>
-      <w:r>
-        <w:rPr>
-          <w:rFonts w:ascii="Times New Roman" w:hAnsi="Times New Roman" w:cs="Times New Roman"/>
-          <w:sz w:val="24"/>
-          <w:szCs w:val="24"/>
-        </w:rPr>
-        <w:t xml:space="preserve">a </w:t>
-      </w:r>
-      <w:r>
-        <w:rPr>
-          <w:rFonts w:ascii="Times New Roman" w:hAnsi="Times New Roman" w:cs="Times New Roman"/>
-          <w:sz w:val="24"/>
-          <w:szCs w:val="24"/>
-        </w:rPr>
-        <w:t xml:space="preserve">member of his staff </w:t>
-      </w:r>
-      <w:r>
-        <w:rPr>
-          <w:rFonts w:ascii="Times New Roman" w:hAnsi="Times New Roman" w:cs="Times New Roman"/>
-          <w:i/>
-          <w:sz w:val="24"/>
-          <w:szCs w:val="24"/>
-        </w:rPr>
-        <w:t>and</w:t>
-      </w:r>
-      <w:r>
-        <w:rPr>
-          <w:rFonts w:ascii="Times New Roman" w:hAnsi="Times New Roman" w:cs="Times New Roman"/>
-          <w:sz w:val="24"/>
-          <w:szCs w:val="24"/>
-        </w:rPr>
-        <w:t xml:space="preserve"> as the US</w:t>
-      </w:r>
-      <w:r>
-        <w:rPr>
-          <w:rFonts w:ascii="Times New Roman" w:hAnsi="Times New Roman" w:cs="Times New Roman"/>
-          <w:sz w:val="24"/>
-          <w:szCs w:val="24"/>
-        </w:rPr>
-        <w:t xml:space="preserve"> Executive Director, it </w:t>
+        <w:t xml:space="preserve">Director, it </w:t>
       </w:r>
       <w:r>
         <w:rPr>
@@ -1859,7 +2322,223 @@
           <w:sz w:val="24"/>
           <w:szCs w:val="24"/>
         </w:rPr>
-        <w:t xml:space="preserve">He did this in part because Swiss francs were fully </w:t>
+        <w:t xml:space="preserve">He did this in part because Swiss francs were fully convertible and he kept emphasizing that </w:t>
+      </w:r>
+      <w:r>
+        <w:rPr>
+          <w:rFonts w:ascii="Times New Roman" w:hAnsi="Times New Roman" w:cs="Times New Roman"/>
+          <w:sz w:val="24"/>
+          <w:szCs w:val="24"/>
+        </w:rPr>
+        <w:t>the Bank had to be more than a ‘dollar bank’</w:t>
+      </w:r>
+      <w:r>
+        <w:rPr>
+          <w:rFonts w:ascii="Times New Roman" w:hAnsi="Times New Roman" w:cs="Times New Roman"/>
+          <w:sz w:val="24"/>
+          <w:szCs w:val="24"/>
+        </w:rPr>
+        <w:t>.</w:t>
+      </w:r>
+      <w:r>
+        <w:rPr>
+          <w:rFonts w:ascii="Times New Roman" w:hAnsi="Times New Roman" w:cs="Times New Roman"/>
+          <w:sz w:val="24"/>
+          <w:szCs w:val="24"/>
+        </w:rPr>
+        <w:t xml:space="preserve"> </w:t>
+      </w:r>
+      <w:r>
+        <w:rPr>
+          <w:rFonts w:ascii="Times New Roman" w:hAnsi="Times New Roman" w:cs="Times New Roman"/>
+          <w:sz w:val="24"/>
+          <w:szCs w:val="24"/>
+        </w:rPr>
+        <w:t>But he also did it because he wanted to lend Swiss francs to Yugoslavia, knowing it would be easier for Yugoslav</w:t>
+      </w:r>
+      <w:r>
+        <w:rPr>
+          <w:rFonts w:ascii="Times New Roman" w:hAnsi="Times New Roman" w:cs="Times New Roman"/>
+          <w:sz w:val="24"/>
+          <w:szCs w:val="24"/>
+        </w:rPr>
+        <w:t xml:space="preserve">ia to repay Swiss francs than US dollars (Oliver </w:t>
+      </w:r>
+      <w:r>
+        <w:rPr>
+          <w:rFonts w:ascii="Times New Roman" w:hAnsi="Times New Roman" w:cs="Times New Roman"/>
+          <w:sz w:val="24"/>
+          <w:szCs w:val="24"/>
+        </w:rPr>
+        <w:t>1995: 42).</w:t>
+      </w:r>
+      <w:r>
+        <w:rPr>
+          <w:rFonts w:ascii="Times New Roman" w:hAnsi="Times New Roman" w:cs="Times New Roman"/>
+          <w:sz w:val="24"/>
+          <w:szCs w:val="24"/>
+        </w:rPr>
+        <w:t xml:space="preserve"> </w:t>
+      </w:r>
+      <w:r>
+        <w:rPr>
+          <w:rFonts w:ascii="Times New Roman" w:hAnsi="Times New Roman" w:cs="Times New Roman"/>
+          <w:sz w:val="24"/>
+          <w:szCs w:val="24"/>
+        </w:rPr>
+        <w:t>Black’s negotiation of a loan to Yugosl</w:t>
+      </w:r>
+      <w:r>
+        <w:rPr>
+          <w:rFonts w:ascii="Times New Roman" w:hAnsi="Times New Roman" w:cs="Times New Roman"/>
+          <w:sz w:val="24"/>
+          <w:szCs w:val="24"/>
+        </w:rPr>
+        <w:t>avia is particularly revealing</w:t>
+      </w:r>
+      <w:r>
+        <w:rPr>
+          <w:rFonts w:ascii="Times New Roman" w:hAnsi="Times New Roman" w:cs="Times New Roman"/>
+          <w:sz w:val="24"/>
+          <w:szCs w:val="24"/>
+        </w:rPr>
+        <w:t>.</w:t>
+      </w:r>
+      <w:r>
+        <w:rPr>
+          <w:rFonts w:ascii="Times New Roman" w:hAnsi="Times New Roman" w:cs="Times New Roman"/>
+          <w:sz w:val="24"/>
+          <w:szCs w:val="24"/>
+        </w:rPr>
+        <w:t xml:space="preserve"> </w:t>
+      </w:r>
+      <w:r>
+        <w:rPr>
+          <w:rFonts w:ascii="Times New Roman" w:hAnsi="Times New Roman" w:cs="Times New Roman"/>
+          <w:sz w:val="24"/>
+          <w:szCs w:val="24"/>
+        </w:rPr>
+        <w:t>He personally negotiated the loan with Yugoslav</w:t>
+      </w:r>
+      <w:r>
+        <w:rPr>
+          <w:rFonts w:ascii="Times New Roman" w:hAnsi="Times New Roman" w:cs="Times New Roman"/>
+          <w:sz w:val="24"/>
+          <w:szCs w:val="24"/>
+        </w:rPr>
+        <w:t xml:space="preserve"> President </w:t>
+      </w:r>
+      <w:r>
+        <w:rPr>
+          <w:rFonts w:ascii="Times New Roman" w:hAnsi="Times New Roman" w:cs="Times New Roman"/>
+          <w:sz w:val="24"/>
+          <w:szCs w:val="24"/>
+        </w:rPr>
+        <w:t xml:space="preserve">Josip Broz </w:t>
+      </w:r>
+      <w:r>
+        <w:rPr>
+          <w:rFonts w:ascii="Times New Roman" w:hAnsi="Times New Roman" w:cs="Times New Roman"/>
+          <w:sz w:val="24"/>
+          <w:szCs w:val="24"/>
+        </w:rPr>
+        <w:t>Tito.</w:t>
+      </w:r>
+      <w:r>
+        <w:rPr>
+          <w:rFonts w:ascii="Times New Roman" w:hAnsi="Times New Roman" w:cs="Times New Roman"/>
+          <w:sz w:val="24"/>
+          <w:szCs w:val="24"/>
+        </w:rPr>
+        <w:t xml:space="preserve"> </w:t>
+      </w:r>
+      <w:r>
+        <w:rPr>
+          <w:rFonts w:ascii="Times New Roman" w:hAnsi="Times New Roman" w:cs="Times New Roman"/>
+          <w:sz w:val="24"/>
+          <w:szCs w:val="24"/>
+        </w:rPr>
+        <w:t>Black’s</w:t>
+      </w:r>
+      <w:r>
+        <w:rPr>
+          <w:rFonts w:ascii="Times New Roman" w:hAnsi="Times New Roman" w:cs="Times New Roman"/>
+          <w:sz w:val="24"/>
+          <w:szCs w:val="24"/>
+        </w:rPr>
+        <w:t xml:space="preserve"> attitude toward borrowers was ‘</w:t>
+      </w:r>
+      <w:r>
+        <w:rPr>
+          <w:rFonts w:ascii="Times New Roman" w:hAnsi="Times New Roman" w:cs="Times New Roman"/>
+          <w:sz w:val="24"/>
+          <w:szCs w:val="24"/>
+        </w:rPr>
+        <w:t>less standoffish than that of his predecessors; he wanted an intimate banker-client rel</w:t>
+      </w:r>
+      <w:r>
+        <w:rPr>
+          <w:rFonts w:ascii="Times New Roman" w:hAnsi="Times New Roman" w:cs="Times New Roman"/>
+          <w:sz w:val="24"/>
+          <w:szCs w:val="24"/>
+        </w:rPr>
+        <w:t>ationship with member countries’ (Mason and Asher</w:t>
+      </w:r>
+      <w:r>
+        <w:rPr>
+          <w:rFonts w:ascii="Times New Roman" w:hAnsi="Times New Roman" w:cs="Times New Roman"/>
+          <w:sz w:val="24"/>
+          <w:szCs w:val="24"/>
+        </w:rPr>
+        <w:t xml:space="preserve"> 1973: 96-97). B</w:t>
+      </w:r>
+      <w:r>
+        <w:rPr>
+          <w:rFonts w:ascii="Times New Roman" w:hAnsi="Times New Roman" w:cs="Times New Roman"/>
+          <w:sz w:val="24"/>
+          <w:szCs w:val="24"/>
+        </w:rPr>
+        <w:t>ecause he wa</w:t>
+      </w:r>
+      <w:r>
+        <w:rPr>
+          <w:rFonts w:ascii="Times New Roman" w:hAnsi="Times New Roman" w:cs="Times New Roman"/>
+          <w:sz w:val="24"/>
+          <w:szCs w:val="24"/>
+        </w:rPr>
+        <w:t>nted Titoism to succ</w:t>
+      </w:r>
+      <w:r>
+        <w:rPr>
+          <w:rFonts w:ascii="Times New Roman" w:hAnsi="Times New Roman" w:cs="Times New Roman"/>
+          <w:sz w:val="24"/>
+          <w:szCs w:val="24"/>
+        </w:rPr>
+        <w:t xml:space="preserve">eed, he </w:t>
+      </w:r>
+      <w:r>
+        <w:rPr>
+          <w:rFonts w:ascii="Times New Roman" w:hAnsi="Times New Roman" w:cs="Times New Roman"/>
+          <w:sz w:val="24"/>
+          <w:szCs w:val="24"/>
+        </w:rPr>
+        <w:t>even</w:t>
+      </w:r>
+      <w:r>
+        <w:rPr>
+          <w:rFonts w:ascii="Times New Roman" w:hAnsi="Times New Roman" w:cs="Times New Roman"/>
+          <w:sz w:val="24"/>
+          <w:szCs w:val="24"/>
+        </w:rPr>
+        <w:t xml:space="preserve"> waived the condition that a borrower had to settle arrears before getting a loan.</w:t>
+      </w:r>
+      <w:r>
+        <w:rPr>
+          <w:rFonts w:ascii="Times New Roman" w:hAnsi="Times New Roman" w:cs="Times New Roman"/>
+          <w:sz w:val="24"/>
+          <w:szCs w:val="24"/>
+        </w:rPr>
+        <w:t xml:space="preserve"> </w:t>
       </w:r>
       <w:proofErr w:type="gramStart"/>
       <w:r>
@@ -1868,7 +2547,7 @@
           <w:sz w:val="24"/>
           <w:szCs w:val="24"/>
         </w:rPr>
-        <w:t>convertible</w:t>
+        <w:t>Thus</w:t>
       </w:r>
       <w:proofErr w:type="gramEnd"/>
       <w:r>
@@ -1877,240 +2556,6 @@
           <w:sz w:val="24"/>
           <w:szCs w:val="24"/>
         </w:rPr>
-        <w:t xml:space="preserve"> and he kept emphasizing that </w:t>
-      </w:r>
-      <w:r>
-        <w:rPr>
-          <w:rFonts w:ascii="Times New Roman" w:hAnsi="Times New Roman" w:cs="Times New Roman"/>
-          <w:sz w:val="24"/>
-          <w:szCs w:val="24"/>
-        </w:rPr>
-        <w:t>the Bank had to be more than a ‘dollar bank’</w:t>
-      </w:r>
-      <w:r>
-        <w:rPr>
-          <w:rFonts w:ascii="Times New Roman" w:hAnsi="Times New Roman" w:cs="Times New Roman"/>
-          <w:sz w:val="24"/>
-          <w:szCs w:val="24"/>
-        </w:rPr>
-        <w:t>.</w:t>
-      </w:r>
-      <w:r>
-        <w:rPr>
-          <w:rFonts w:ascii="Times New Roman" w:hAnsi="Times New Roman" w:cs="Times New Roman"/>
-          <w:sz w:val="24"/>
-          <w:szCs w:val="24"/>
-        </w:rPr>
-        <w:t xml:space="preserve"> </w:t>
-      </w:r>
-      <w:r>
-        <w:rPr>
-          <w:rFonts w:ascii="Times New Roman" w:hAnsi="Times New Roman" w:cs="Times New Roman"/>
-          <w:sz w:val="24"/>
-          <w:szCs w:val="24"/>
-        </w:rPr>
-        <w:t>But he also did it because he wanted to lend Swiss francs to Yugoslavia, knowing it would be easier for Yugoslav</w:t>
-      </w:r>
-      <w:r>
-        <w:rPr>
-          <w:rFonts w:ascii="Times New Roman" w:hAnsi="Times New Roman" w:cs="Times New Roman"/>
-          <w:sz w:val="24"/>
-          <w:szCs w:val="24"/>
-        </w:rPr>
-        <w:t xml:space="preserve">ia to repay Swiss francs than US dollars (Oliver </w:t>
-      </w:r>
-      <w:r>
-        <w:rPr>
-          <w:rFonts w:ascii="Times New Roman" w:hAnsi="Times New Roman" w:cs="Times New Roman"/>
-          <w:sz w:val="24"/>
-          <w:szCs w:val="24"/>
-        </w:rPr>
-        <w:t>1995: 42).</w:t>
-      </w:r>
-      <w:r>
-        <w:rPr>
-          <w:rFonts w:ascii="Times New Roman" w:hAnsi="Times New Roman" w:cs="Times New Roman"/>
-          <w:sz w:val="24"/>
-          <w:szCs w:val="24"/>
-        </w:rPr>
-        <w:t xml:space="preserve"> </w:t>
-      </w:r>
-      <w:r>
-        <w:rPr>
-          <w:rFonts w:ascii="Times New Roman" w:hAnsi="Times New Roman" w:cs="Times New Roman"/>
-          <w:sz w:val="24"/>
-          <w:szCs w:val="24"/>
-        </w:rPr>
-        <w:t>Black’s negotiation of a loan to Yugosl</w:t>
-      </w:r>
-      <w:r>
-        <w:rPr>
-          <w:rFonts w:ascii="Times New Roman" w:hAnsi="Times New Roman" w:cs="Times New Roman"/>
-          <w:sz w:val="24"/>
-          <w:szCs w:val="24"/>
-        </w:rPr>
-        <w:t>avia is particularly revealing</w:t>
-      </w:r>
-      <w:r>
-        <w:rPr>
-          <w:rFonts w:ascii="Times New Roman" w:hAnsi="Times New Roman" w:cs="Times New Roman"/>
-          <w:sz w:val="24"/>
-          <w:szCs w:val="24"/>
-        </w:rPr>
-        <w:t>.</w:t>
-      </w:r>
-      <w:r>
-        <w:rPr>
-          <w:rFonts w:ascii="Times New Roman" w:hAnsi="Times New Roman" w:cs="Times New Roman"/>
-          <w:sz w:val="24"/>
-          <w:szCs w:val="24"/>
-        </w:rPr>
-        <w:t xml:space="preserve"> </w:t>
-      </w:r>
-      <w:r>
-        <w:rPr>
-          <w:rFonts w:ascii="Times New Roman" w:hAnsi="Times New Roman" w:cs="Times New Roman"/>
-          <w:sz w:val="24"/>
-          <w:szCs w:val="24"/>
-        </w:rPr>
-        <w:t>He personally negotiated the loan with Yugoslav</w:t>
-      </w:r>
-      <w:r>
-        <w:rPr>
-          <w:rFonts w:ascii="Times New Roman" w:hAnsi="Times New Roman" w:cs="Times New Roman"/>
-          <w:sz w:val="24"/>
-          <w:szCs w:val="24"/>
-        </w:rPr>
-        <w:t xml:space="preserve"> President </w:t>
-      </w:r>
-      <w:r>
-        <w:rPr>
-          <w:rFonts w:ascii="Times New Roman" w:hAnsi="Times New Roman" w:cs="Times New Roman"/>
-          <w:sz w:val="24"/>
-          <w:szCs w:val="24"/>
-        </w:rPr>
-        <w:t xml:space="preserve">Josip Broz </w:t>
-      </w:r>
-      <w:r>
-        <w:rPr>
-          <w:rFonts w:ascii="Times New Roman" w:hAnsi="Times New Roman" w:cs="Times New Roman"/>
-          <w:sz w:val="24"/>
-          <w:szCs w:val="24"/>
-        </w:rPr>
-        <w:t>Tito.</w:t>
-      </w:r>
-      <w:r>
-        <w:rPr>
-          <w:rFonts w:ascii="Times New Roman" w:hAnsi="Times New Roman" w:cs="Times New Roman"/>
-          <w:sz w:val="24"/>
-          <w:szCs w:val="24"/>
-        </w:rPr>
-        <w:t xml:space="preserve"> </w:t>
-      </w:r>
-      <w:r>
-        <w:rPr>
-          <w:rFonts w:ascii="Times New Roman" w:hAnsi="Times New Roman" w:cs="Times New Roman"/>
-          <w:sz w:val="24"/>
-          <w:szCs w:val="24"/>
-        </w:rPr>
-        <w:t>Black’s</w:t>
-      </w:r>
-      <w:r>
-        <w:rPr>
-          <w:rFonts w:ascii="Times New Roman" w:hAnsi="Times New Roman" w:cs="Times New Roman"/>
-          <w:sz w:val="24"/>
-          <w:szCs w:val="24"/>
-        </w:rPr>
-        <w:t xml:space="preserve"> attitude toward borrowers was ‘</w:t>
-      </w:r>
-      <w:r>
-        <w:rPr>
-          <w:rFonts w:ascii="Times New Roman" w:hAnsi="Times New Roman" w:cs="Times New Roman"/>
-          <w:sz w:val="24"/>
-          <w:szCs w:val="24"/>
-        </w:rPr>
-        <w:t>less standoffish than that of his predecessors; he wanted an intimate banker-client rel</w:t>
-      </w:r>
-      <w:r>
-        <w:rPr>
-          <w:rFonts w:ascii="Times New Roman" w:hAnsi="Times New Roman" w:cs="Times New Roman"/>
-          <w:sz w:val="24"/>
-          <w:szCs w:val="24"/>
-        </w:rPr>
-        <w:t>ationship with member countries’ (Mason and Asher</w:t>
-      </w:r>
-      <w:r>
-        <w:rPr>
-          <w:rFonts w:ascii="Times New Roman" w:hAnsi="Times New Roman" w:cs="Times New Roman"/>
-          <w:sz w:val="24"/>
-          <w:szCs w:val="24"/>
-        </w:rPr>
-        <w:t xml:space="preserve"> 1973: 96-97). B</w:t>
-      </w:r>
-      <w:r>
-        <w:rPr>
-          <w:rFonts w:ascii="Times New Roman" w:hAnsi="Times New Roman" w:cs="Times New Roman"/>
-          <w:sz w:val="24"/>
-          <w:szCs w:val="24"/>
-        </w:rPr>
-        <w:t>ecause he wa</w:t>
-      </w:r>
-      <w:r>
-        <w:rPr>
-          <w:rFonts w:ascii="Times New Roman" w:hAnsi="Times New Roman" w:cs="Times New Roman"/>
-          <w:sz w:val="24"/>
-          <w:szCs w:val="24"/>
-        </w:rPr>
-        <w:t>nted Titoism to succ</w:t>
-      </w:r>
-      <w:r>
-        <w:rPr>
-          <w:rFonts w:ascii="Times New Roman" w:hAnsi="Times New Roman" w:cs="Times New Roman"/>
-          <w:sz w:val="24"/>
-          <w:szCs w:val="24"/>
-        </w:rPr>
-        <w:t xml:space="preserve">eed, he </w:t>
-      </w:r>
-      <w:r>
-        <w:rPr>
-          <w:rFonts w:ascii="Times New Roman" w:hAnsi="Times New Roman" w:cs="Times New Roman"/>
-          <w:sz w:val="24"/>
-          <w:szCs w:val="24"/>
-        </w:rPr>
-        <w:t>even</w:t>
-      </w:r>
-      <w:r>
-        <w:rPr>
-          <w:rFonts w:ascii="Times New Roman" w:hAnsi="Times New Roman" w:cs="Times New Roman"/>
-          <w:sz w:val="24"/>
-          <w:szCs w:val="24"/>
-        </w:rPr>
-        <w:t xml:space="preserve"> waived the condition that a borrower had to settle arrears before getting a loan.</w:t>
-      </w:r>
-      <w:r>
-        <w:rPr>
-          <w:rFonts w:ascii="Times New Roman" w:hAnsi="Times New Roman" w:cs="Times New Roman"/>
-          <w:sz w:val="24"/>
-          <w:szCs w:val="24"/>
-        </w:rPr>
-        <w:t xml:space="preserve"> </w:t>
-      </w:r>
-      <w:proofErr w:type="gramStart"/>
-      <w:r>
-        <w:rPr>
-          <w:rFonts w:ascii="Times New Roman" w:hAnsi="Times New Roman" w:cs="Times New Roman"/>
-          <w:sz w:val="24"/>
-          <w:szCs w:val="24"/>
-        </w:rPr>
-        <w:t>Thus</w:t>
-      </w:r>
-      <w:proofErr w:type="gramEnd"/>
-      <w:r>
-        <w:rPr>
-          <w:rFonts w:ascii="Times New Roman" w:hAnsi="Times New Roman" w:cs="Times New Roman"/>
-          <w:sz w:val="24"/>
-          <w:szCs w:val="24"/>
-        </w:rPr>
         <w:t xml:space="preserve"> th</w:t>
       </w:r>
       <w:r>
@@ -2209,7 +2654,6 @@
         </w:rPr>
         <w:t xml:space="preserve"> </w:t>
       </w:r>
-      <w:proofErr w:type="spellStart"/>
       <w:r>
         <w:rPr>
           <w:rFonts w:ascii="Times New Roman" w:hAnsi="Times New Roman" w:cs="Times New Roman"/>
@@ -2218,7 +2662,6 @@
         </w:rPr>
         <w:t>Prestre</w:t>
       </w:r>
-      <w:proofErr w:type="spellEnd"/>
       <w:r>
         <w:rPr>
           <w:rFonts w:ascii="Times New Roman" w:hAnsi="Times New Roman" w:cs="Times New Roman"/>
@@ -2858,7 +3301,71 @@
           <w:sz w:val="24"/>
           <w:szCs w:val="24"/>
         </w:rPr>
-        <w:t xml:space="preserve">tional </w:t>
+        <w:t>tional Finance Corpora</w:t>
+      </w:r>
+      <w:r>
+        <w:rPr>
+          <w:rFonts w:ascii="Times New Roman" w:hAnsi="Times New Roman" w:cs="Times New Roman"/>
+          <w:sz w:val="24"/>
+          <w:szCs w:val="24"/>
+        </w:rPr>
+        <w:t>tion (IFC, established in 1956)</w:t>
+      </w:r>
+      <w:r>
+        <w:rPr>
+          <w:rFonts w:ascii="Times New Roman" w:hAnsi="Times New Roman" w:cs="Times New Roman"/>
+          <w:sz w:val="24"/>
+          <w:szCs w:val="24"/>
+        </w:rPr>
+        <w:t xml:space="preserve"> and the Internation</w:t>
+      </w:r>
+      <w:r>
+        <w:rPr>
+          <w:rFonts w:ascii="Times New Roman" w:hAnsi="Times New Roman" w:cs="Times New Roman"/>
+          <w:sz w:val="24"/>
+          <w:szCs w:val="24"/>
+        </w:rPr>
+        <w:t>al Development Association (IDA</w:t>
+      </w:r>
+      <w:r>
+        <w:rPr>
+          <w:rFonts w:ascii="Times New Roman" w:hAnsi="Times New Roman" w:cs="Times New Roman"/>
+          <w:sz w:val="24"/>
+          <w:szCs w:val="24"/>
+        </w:rPr>
+        <w:t xml:space="preserve">, </w:t>
+      </w:r>
+      <w:r>
+        <w:rPr>
+          <w:rFonts w:ascii="Times New Roman" w:hAnsi="Times New Roman" w:cs="Times New Roman"/>
+          <w:sz w:val="24"/>
+          <w:szCs w:val="24"/>
+        </w:rPr>
+        <w:t xml:space="preserve">established in 1960), </w:t>
+      </w:r>
+      <w:r>
+        <w:rPr>
+          <w:rFonts w:ascii="Times New Roman" w:hAnsi="Times New Roman" w:cs="Times New Roman"/>
+          <w:sz w:val="24"/>
+          <w:szCs w:val="24"/>
+        </w:rPr>
+        <w:t xml:space="preserve">as Bank affiliates, the </w:t>
+      </w:r>
+      <w:r>
+        <w:rPr>
+          <w:rFonts w:ascii="Times New Roman" w:hAnsi="Times New Roman" w:cs="Times New Roman"/>
+          <w:sz w:val="24"/>
+          <w:szCs w:val="24"/>
+        </w:rPr>
+        <w:t xml:space="preserve">World </w:t>
+      </w:r>
+      <w:r>
+        <w:rPr>
+          <w:rFonts w:ascii="Times New Roman" w:hAnsi="Times New Roman" w:cs="Times New Roman"/>
+          <w:sz w:val="24"/>
+          <w:szCs w:val="24"/>
+        </w:rPr>
+        <w:t xml:space="preserve">Bank during Black’s presidency </w:t>
       </w:r>
       <w:r>
         <w:rPr>
@@ -2867,71 +3374,7 @@
           <w:szCs w:val="24"/>
         </w:rPr>
         <w:lastRenderedPageBreak/>
-        <w:t>Finance Corpora</w:t>
-      </w:r>
-      <w:r>
-        <w:rPr>
-          <w:rFonts w:ascii="Times New Roman" w:hAnsi="Times New Roman" w:cs="Times New Roman"/>
-          <w:sz w:val="24"/>
-          <w:szCs w:val="24"/>
-        </w:rPr>
-        <w:t>tion (IFC, established in 1956)</w:t>
-      </w:r>
-      <w:r>
-        <w:rPr>
-          <w:rFonts w:ascii="Times New Roman" w:hAnsi="Times New Roman" w:cs="Times New Roman"/>
-          <w:sz w:val="24"/>
-          <w:szCs w:val="24"/>
-        </w:rPr>
-        <w:t xml:space="preserve"> and the Internation</w:t>
-      </w:r>
-      <w:r>
-        <w:rPr>
-          <w:rFonts w:ascii="Times New Roman" w:hAnsi="Times New Roman" w:cs="Times New Roman"/>
-          <w:sz w:val="24"/>
-          <w:szCs w:val="24"/>
-        </w:rPr>
-        <w:t>al Development Association (IDA</w:t>
-      </w:r>
-      <w:r>
-        <w:rPr>
-          <w:rFonts w:ascii="Times New Roman" w:hAnsi="Times New Roman" w:cs="Times New Roman"/>
-          <w:sz w:val="24"/>
-          <w:szCs w:val="24"/>
-        </w:rPr>
-        <w:t xml:space="preserve">, </w:t>
-      </w:r>
-      <w:r>
-        <w:rPr>
-          <w:rFonts w:ascii="Times New Roman" w:hAnsi="Times New Roman" w:cs="Times New Roman"/>
-          <w:sz w:val="24"/>
-          <w:szCs w:val="24"/>
-        </w:rPr>
-        <w:t xml:space="preserve">established in 1960), </w:t>
-      </w:r>
-      <w:r>
-        <w:rPr>
-          <w:rFonts w:ascii="Times New Roman" w:hAnsi="Times New Roman" w:cs="Times New Roman"/>
-          <w:sz w:val="24"/>
-          <w:szCs w:val="24"/>
-        </w:rPr>
-        <w:t xml:space="preserve">as Bank affiliates, the </w:t>
-      </w:r>
-      <w:r>
-        <w:rPr>
-          <w:rFonts w:ascii="Times New Roman" w:hAnsi="Times New Roman" w:cs="Times New Roman"/>
-          <w:sz w:val="24"/>
-          <w:szCs w:val="24"/>
-        </w:rPr>
-        <w:t xml:space="preserve">World </w:t>
-      </w:r>
-      <w:r>
-        <w:rPr>
-          <w:rFonts w:ascii="Times New Roman" w:hAnsi="Times New Roman" w:cs="Times New Roman"/>
-          <w:sz w:val="24"/>
-          <w:szCs w:val="24"/>
-        </w:rPr>
-        <w:t>Bank during Black’s presidency became the World Bank Group.</w:t>
+        <w:t>became the World Bank Group.</w:t>
       </w:r>
       <w:r>
         <w:rPr>
@@ -3039,13 +3482,23 @@
         </w:rPr>
         <w:t xml:space="preserve"> </w:t>
       </w:r>
-      <w:r>
-        <w:rPr>
-          <w:rFonts w:ascii="Times New Roman" w:hAnsi="Times New Roman" w:cs="Times New Roman"/>
-          <w:sz w:val="24"/>
-          <w:szCs w:val="24"/>
-        </w:rPr>
-        <w:t>in spite of opposition by the US</w:t>
+      <w:proofErr w:type="gramStart"/>
+      <w:r>
+        <w:rPr>
+          <w:rFonts w:ascii="Times New Roman" w:hAnsi="Times New Roman" w:cs="Times New Roman"/>
+          <w:sz w:val="24"/>
+          <w:szCs w:val="24"/>
+        </w:rPr>
+        <w:t>in spite of</w:t>
+      </w:r>
+      <w:proofErr w:type="gramEnd"/>
+      <w:r>
+        <w:rPr>
+          <w:rFonts w:ascii="Times New Roman" w:hAnsi="Times New Roman" w:cs="Times New Roman"/>
+          <w:sz w:val="24"/>
+          <w:szCs w:val="24"/>
+        </w:rPr>
+        <w:t xml:space="preserve"> opposition by the US</w:t>
       </w:r>
       <w:r>
         <w:rPr>
@@ -4389,7 +4842,25 @@
           <w:sz w:val="24"/>
           <w:szCs w:val="24"/>
         </w:rPr>
-        <w:t xml:space="preserve"> with Black, a fairly vivid contrast betwe</w:t>
+        <w:t xml:space="preserve"> with Black, a </w:t>
+      </w:r>
+      <w:proofErr w:type="gramStart"/>
+      <w:r>
+        <w:rPr>
+          <w:rFonts w:ascii="Times New Roman" w:hAnsi="Times New Roman" w:cs="Times New Roman"/>
+          <w:sz w:val="24"/>
+          <w:szCs w:val="24"/>
+        </w:rPr>
+        <w:t>fairly vivid</w:t>
+      </w:r>
+      <w:proofErr w:type="gramEnd"/>
+      <w:r>
+        <w:rPr>
+          <w:rFonts w:ascii="Times New Roman" w:hAnsi="Times New Roman" w:cs="Times New Roman"/>
+          <w:sz w:val="24"/>
+          <w:szCs w:val="24"/>
+        </w:rPr>
+        <w:t xml:space="preserve"> contrast betwe</w:t>
       </w:r>
       <w:r>
         <w:rPr>
@@ -4747,16 +5218,7 @@
           <w:sz w:val="24"/>
           <w:szCs w:val="24"/>
         </w:rPr>
-        <w:t xml:space="preserve"> would make mortgages available for lower </w:t>
-      </w:r>
-      <w:r>
-        <w:rPr>
-          <w:rFonts w:ascii="Times New Roman" w:hAnsi="Times New Roman" w:cs="Times New Roman"/>
-          <w:sz w:val="24"/>
-          <w:szCs w:val="24"/>
-        </w:rPr>
-        <w:lastRenderedPageBreak/>
-        <w:t>income groups.</w:t>
+        <w:t xml:space="preserve"> would make mortgages available for lower income groups.</w:t>
       </w:r>
       <w:r>
         <w:rPr>
@@ -4809,6 +5271,7 @@
           <w:sz w:val="24"/>
           <w:szCs w:val="24"/>
         </w:rPr>
+        <w:lastRenderedPageBreak/>
         <w:t xml:space="preserve">Throughout </w:t>
       </w:r>
       <w:r>
@@ -4929,25 +5392,7 @@
           <w:sz w:val="24"/>
           <w:szCs w:val="24"/>
         </w:rPr>
-        <w:t xml:space="preserve"> </w:t>
-      </w:r>
-      <w:proofErr w:type="gramStart"/>
-      <w:r>
-        <w:rPr>
-          <w:rFonts w:ascii="Times New Roman" w:hAnsi="Times New Roman" w:cs="Times New Roman"/>
-          <w:sz w:val="24"/>
-          <w:szCs w:val="24"/>
-        </w:rPr>
-        <w:t>increased</w:t>
-      </w:r>
-      <w:proofErr w:type="gramEnd"/>
-      <w:r>
-        <w:rPr>
-          <w:rFonts w:ascii="Times New Roman" w:hAnsi="Times New Roman" w:cs="Times New Roman"/>
-          <w:sz w:val="24"/>
-          <w:szCs w:val="24"/>
-        </w:rPr>
-        <w:t xml:space="preserve"> and</w:t>
+        <w:t xml:space="preserve"> increased and</w:t>
       </w:r>
       <w:r>
         <w:rPr>
@@ -6587,64 +7032,72 @@
           <w:sz w:val="24"/>
           <w:szCs w:val="24"/>
         </w:rPr>
+        <w:t>Black’s most notable</w:t>
+      </w:r>
+      <w:r>
+        <w:rPr>
+          <w:rFonts w:ascii="Times New Roman" w:hAnsi="Times New Roman" w:cs="Times New Roman"/>
+          <w:sz w:val="24"/>
+          <w:szCs w:val="24"/>
+        </w:rPr>
+        <w:t xml:space="preserve"> service after his tenure at the Bank related to Southeast Asia.</w:t>
+      </w:r>
+      <w:r>
+        <w:rPr>
+          <w:rFonts w:ascii="Times New Roman" w:hAnsi="Times New Roman" w:cs="Times New Roman"/>
+          <w:sz w:val="24"/>
+          <w:szCs w:val="24"/>
+        </w:rPr>
+        <w:t xml:space="preserve"> </w:t>
+      </w:r>
+      <w:r>
+        <w:rPr>
+          <w:rFonts w:ascii="Times New Roman" w:hAnsi="Times New Roman" w:cs="Times New Roman"/>
+          <w:sz w:val="24"/>
+          <w:szCs w:val="24"/>
+        </w:rPr>
+        <w:t xml:space="preserve">Seeking to bolster </w:t>
+      </w:r>
+      <w:r>
+        <w:rPr>
+          <w:rFonts w:ascii="Times New Roman" w:hAnsi="Times New Roman" w:cs="Times New Roman"/>
+          <w:sz w:val="24"/>
+          <w:szCs w:val="24"/>
+        </w:rPr>
+        <w:t>support for his policies there, in April 1965</w:t>
+      </w:r>
+      <w:r>
+        <w:rPr>
+          <w:rFonts w:ascii="Times New Roman" w:hAnsi="Times New Roman" w:cs="Times New Roman"/>
+          <w:sz w:val="24"/>
+          <w:szCs w:val="24"/>
+        </w:rPr>
+        <w:t xml:space="preserve"> US</w:t>
+      </w:r>
+      <w:r>
+        <w:rPr>
+          <w:rFonts w:ascii="Times New Roman" w:hAnsi="Times New Roman" w:cs="Times New Roman"/>
+          <w:sz w:val="24"/>
+          <w:szCs w:val="24"/>
+        </w:rPr>
+        <w:t xml:space="preserve"> Presid</w:t>
+      </w:r>
+      <w:r>
+        <w:rPr>
+          <w:rFonts w:ascii="Times New Roman" w:hAnsi="Times New Roman" w:cs="Times New Roman"/>
+          <w:sz w:val="24"/>
+          <w:szCs w:val="24"/>
+        </w:rPr>
+        <w:t xml:space="preserve">ent Lyndon B. Johnson </w:t>
+      </w:r>
+      <w:r>
+        <w:rPr>
+          <w:rFonts w:ascii="Times New Roman" w:hAnsi="Times New Roman" w:cs="Times New Roman"/>
+          <w:sz w:val="24"/>
+          <w:szCs w:val="24"/>
+        </w:rPr>
         <w:lastRenderedPageBreak/>
-        <w:t>Black’s most notable</w:t>
-      </w:r>
-      <w:r>
-        <w:rPr>
-          <w:rFonts w:ascii="Times New Roman" w:hAnsi="Times New Roman" w:cs="Times New Roman"/>
-          <w:sz w:val="24"/>
-          <w:szCs w:val="24"/>
-        </w:rPr>
-        <w:t xml:space="preserve"> service after his tenure at the Bank related to Southeast Asia.</w:t>
-      </w:r>
-      <w:r>
-        <w:rPr>
-          <w:rFonts w:ascii="Times New Roman" w:hAnsi="Times New Roman" w:cs="Times New Roman"/>
-          <w:sz w:val="24"/>
-          <w:szCs w:val="24"/>
-        </w:rPr>
-        <w:t xml:space="preserve"> </w:t>
-      </w:r>
-      <w:r>
-        <w:rPr>
-          <w:rFonts w:ascii="Times New Roman" w:hAnsi="Times New Roman" w:cs="Times New Roman"/>
-          <w:sz w:val="24"/>
-          <w:szCs w:val="24"/>
-        </w:rPr>
-        <w:t xml:space="preserve">Seeking to bolster </w:t>
-      </w:r>
-      <w:r>
-        <w:rPr>
-          <w:rFonts w:ascii="Times New Roman" w:hAnsi="Times New Roman" w:cs="Times New Roman"/>
-          <w:sz w:val="24"/>
-          <w:szCs w:val="24"/>
-        </w:rPr>
-        <w:t>support for his policies there, in April 1965</w:t>
-      </w:r>
-      <w:r>
-        <w:rPr>
-          <w:rFonts w:ascii="Times New Roman" w:hAnsi="Times New Roman" w:cs="Times New Roman"/>
-          <w:sz w:val="24"/>
-          <w:szCs w:val="24"/>
-        </w:rPr>
-        <w:t xml:space="preserve"> US</w:t>
-      </w:r>
-      <w:r>
-        <w:rPr>
-          <w:rFonts w:ascii="Times New Roman" w:hAnsi="Times New Roman" w:cs="Times New Roman"/>
-          <w:sz w:val="24"/>
-          <w:szCs w:val="24"/>
-        </w:rPr>
-        <w:t xml:space="preserve"> Presid</w:t>
-      </w:r>
-      <w:r>
-        <w:rPr>
-          <w:rFonts w:ascii="Times New Roman" w:hAnsi="Times New Roman" w:cs="Times New Roman"/>
-          <w:sz w:val="24"/>
-          <w:szCs w:val="24"/>
-        </w:rPr>
-        <w:t>ent Lyndon B. Johnson placed Black</w:t>
+        <w:t>placed Black</w:t>
       </w:r>
       <w:r>
         <w:rPr>
@@ -7161,25 +7614,7 @@
           <w:sz w:val="24"/>
           <w:szCs w:val="24"/>
         </w:rPr>
-        <w:t xml:space="preserve">the Olin Mathieson Chemical Corporation, Julius </w:t>
-      </w:r>
-      <w:proofErr w:type="spellStart"/>
-      <w:r>
-        <w:rPr>
-          <w:rFonts w:ascii="Times New Roman" w:hAnsi="Times New Roman" w:cs="Times New Roman"/>
-          <w:sz w:val="24"/>
-          <w:szCs w:val="24"/>
-        </w:rPr>
-        <w:t>Garfinckel</w:t>
-      </w:r>
-      <w:proofErr w:type="spellEnd"/>
-      <w:r>
-        <w:rPr>
-          <w:rFonts w:ascii="Times New Roman" w:hAnsi="Times New Roman" w:cs="Times New Roman"/>
-          <w:sz w:val="24"/>
-          <w:szCs w:val="24"/>
-        </w:rPr>
-        <w:t xml:space="preserve"> and Company, </w:t>
+        <w:t xml:space="preserve">the Olin Mathieson Chemical Corporation, Julius Garfinckel and Company, </w:t>
       </w:r>
       <w:r>
         <w:rPr>
@@ -7344,23 +7779,13 @@
         </w:rPr>
         <w:t xml:space="preserve"> </w:t>
       </w:r>
-      <w:proofErr w:type="gramStart"/>
-      <w:r>
-        <w:rPr>
-          <w:rFonts w:ascii="Times New Roman" w:hAnsi="Times New Roman" w:cs="Times New Roman"/>
-          <w:sz w:val="24"/>
-          <w:szCs w:val="24"/>
-        </w:rPr>
-        <w:t>On top of all of this</w:t>
-      </w:r>
-      <w:proofErr w:type="gramEnd"/>
-      <w:r>
-        <w:rPr>
-          <w:rFonts w:ascii="Times New Roman" w:hAnsi="Times New Roman" w:cs="Times New Roman"/>
-          <w:sz w:val="24"/>
-          <w:szCs w:val="24"/>
-        </w:rPr>
-        <w:t>, in his ‘retirement’</w:t>
+      <w:r>
+        <w:rPr>
+          <w:rFonts w:ascii="Times New Roman" w:hAnsi="Times New Roman" w:cs="Times New Roman"/>
+          <w:sz w:val="24"/>
+          <w:szCs w:val="24"/>
+        </w:rPr>
+        <w:t>On top of all of this, in his ‘retirement’</w:t>
       </w:r>
       <w:r>
         <w:rPr>
@@ -7693,33 +8118,15 @@
           <w:sz w:val="24"/>
           <w:szCs w:val="24"/>
         </w:rPr>
-        <w:t xml:space="preserve">Papers relating to Black’s service as President of the World Bank </w:t>
-      </w:r>
-      <w:proofErr w:type="gramStart"/>
-      <w:r>
-        <w:rPr>
-          <w:rFonts w:ascii="Times New Roman" w:hAnsi="Times New Roman" w:cs="Times New Roman"/>
-          <w:sz w:val="24"/>
-          <w:szCs w:val="24"/>
-        </w:rPr>
-        <w:t>are loc</w:t>
-      </w:r>
-      <w:r>
-        <w:rPr>
-          <w:rFonts w:ascii="Times New Roman" w:hAnsi="Times New Roman" w:cs="Times New Roman"/>
-          <w:sz w:val="24"/>
-          <w:szCs w:val="24"/>
-        </w:rPr>
-        <w:t>ated in</w:t>
-      </w:r>
-      <w:proofErr w:type="gramEnd"/>
-      <w:r>
-        <w:rPr>
-          <w:rFonts w:ascii="Times New Roman" w:hAnsi="Times New Roman" w:cs="Times New Roman"/>
-          <w:sz w:val="24"/>
-          <w:szCs w:val="24"/>
-        </w:rPr>
-        <w:t xml:space="preserve"> the World Bank A</w:t>
+        <w:t>Papers relating to Black’s service as President of the World Bank are loc</w:t>
+      </w:r>
+      <w:r>
+        <w:rPr>
+          <w:rFonts w:ascii="Times New Roman" w:hAnsi="Times New Roman" w:cs="Times New Roman"/>
+          <w:sz w:val="24"/>
+          <w:szCs w:val="24"/>
+        </w:rPr>
+        <w:t>ated in the World Bank A</w:t>
       </w:r>
       <w:r>
         <w:rPr>
@@ -8640,7 +9047,91 @@
           <w:sz w:val="24"/>
           <w:szCs w:val="24"/>
         </w:rPr>
-        <w:t xml:space="preserve">, </w:t>
+        <w:t xml:space="preserve">, 14 </w:t>
+      </w:r>
+      <w:r>
+        <w:rPr>
+          <w:rFonts w:ascii="Times New Roman" w:hAnsi="Times New Roman" w:cs="Times New Roman"/>
+          <w:sz w:val="24"/>
+          <w:szCs w:val="24"/>
+        </w:rPr>
+        <w:t xml:space="preserve">January </w:t>
+      </w:r>
+      <w:r>
+        <w:rPr>
+          <w:rFonts w:ascii="Times New Roman" w:hAnsi="Times New Roman" w:cs="Times New Roman"/>
+          <w:sz w:val="24"/>
+          <w:szCs w:val="24"/>
+        </w:rPr>
+        <w:t>1965,</w:t>
+      </w:r>
+      <w:r>
+        <w:rPr>
+          <w:rFonts w:ascii="Times New Roman" w:hAnsi="Times New Roman" w:cs="Times New Roman"/>
+          <w:sz w:val="24"/>
+          <w:szCs w:val="24"/>
+        </w:rPr>
+        <w:t xml:space="preserve"> 54; R. Evans and R. Novak, </w:t>
+      </w:r>
+      <w:r>
+        <w:rPr>
+          <w:rFonts w:ascii="Times New Roman" w:hAnsi="Times New Roman" w:cs="Times New Roman"/>
+          <w:i/>
+          <w:sz w:val="24"/>
+          <w:szCs w:val="24"/>
+        </w:rPr>
+        <w:t>Lyndon B. Johnson:</w:t>
+      </w:r>
+      <w:r>
+        <w:rPr>
+          <w:rFonts w:ascii="Times New Roman" w:hAnsi="Times New Roman" w:cs="Times New Roman"/>
+          <w:i/>
+          <w:sz w:val="24"/>
+          <w:szCs w:val="24"/>
+        </w:rPr>
+        <w:t xml:space="preserve"> </w:t>
+      </w:r>
+      <w:r>
+        <w:rPr>
+          <w:rFonts w:ascii="Times New Roman" w:hAnsi="Times New Roman" w:cs="Times New Roman"/>
+          <w:i/>
+          <w:sz w:val="24"/>
+          <w:szCs w:val="24"/>
+        </w:rPr>
+        <w:t>The Exercise of Power</w:t>
+      </w:r>
+      <w:r>
+        <w:rPr>
+          <w:rFonts w:ascii="Times New Roman" w:hAnsi="Times New Roman" w:cs="Times New Roman"/>
+          <w:sz w:val="24"/>
+          <w:szCs w:val="24"/>
+        </w:rPr>
+        <w:t xml:space="preserve">, New York 1966; E.S. Mason and R.E. Asher, </w:t>
+      </w:r>
+      <w:r>
+        <w:rPr>
+          <w:rFonts w:ascii="Times New Roman" w:hAnsi="Times New Roman" w:cs="Times New Roman"/>
+          <w:i/>
+          <w:sz w:val="24"/>
+          <w:szCs w:val="24"/>
+        </w:rPr>
+        <w:t>The World Bank Since Bretton Woods</w:t>
+      </w:r>
+      <w:r>
+        <w:rPr>
+          <w:rFonts w:ascii="Times New Roman" w:hAnsi="Times New Roman" w:cs="Times New Roman"/>
+          <w:sz w:val="24"/>
+          <w:szCs w:val="24"/>
+        </w:rPr>
+        <w:t>, Washington</w:t>
+      </w:r>
+      <w:r>
+        <w:rPr>
+          <w:rFonts w:ascii="Times New Roman" w:hAnsi="Times New Roman" w:cs="Times New Roman"/>
+          <w:sz w:val="24"/>
+          <w:szCs w:val="24"/>
+        </w:rPr>
+        <w:t xml:space="preserve"> </w:t>
       </w:r>
       <w:r>
         <w:rPr>
@@ -8649,31 +9140,23 @@
           <w:szCs w:val="24"/>
         </w:rPr>
         <w:lastRenderedPageBreak/>
-        <w:t xml:space="preserve">14 </w:t>
-      </w:r>
-      <w:r>
-        <w:rPr>
-          <w:rFonts w:ascii="Times New Roman" w:hAnsi="Times New Roman" w:cs="Times New Roman"/>
-          <w:sz w:val="24"/>
-          <w:szCs w:val="24"/>
-        </w:rPr>
-        <w:t xml:space="preserve">January </w:t>
-      </w:r>
-      <w:r>
-        <w:rPr>
-          <w:rFonts w:ascii="Times New Roman" w:hAnsi="Times New Roman" w:cs="Times New Roman"/>
-          <w:sz w:val="24"/>
-          <w:szCs w:val="24"/>
-        </w:rPr>
-        <w:t>1965,</w:t>
-      </w:r>
-      <w:r>
-        <w:rPr>
-          <w:rFonts w:ascii="Times New Roman" w:hAnsi="Times New Roman" w:cs="Times New Roman"/>
-          <w:sz w:val="24"/>
-          <w:szCs w:val="24"/>
-        </w:rPr>
-        <w:t xml:space="preserve"> 54; R. Evans and R. Novak, </w:t>
+        <w:t>1973;</w:t>
+      </w:r>
+      <w:r>
+        <w:rPr>
+          <w:rFonts w:ascii="Times New Roman" w:hAnsi="Times New Roman" w:cs="Times New Roman"/>
+          <w:sz w:val="24"/>
+          <w:szCs w:val="24"/>
+        </w:rPr>
+        <w:t xml:space="preserve"> </w:t>
+      </w:r>
+      <w:r>
+        <w:rPr>
+          <w:rFonts w:ascii="Times New Roman" w:hAnsi="Times New Roman" w:cs="Times New Roman"/>
+          <w:sz w:val="24"/>
+          <w:szCs w:val="24"/>
+        </w:rPr>
+        <w:t xml:space="preserve">E. Reid, </w:t>
       </w:r>
       <w:r>
         <w:rPr>
@@ -8682,7 +9165,23 @@
           <w:sz w:val="24"/>
           <w:szCs w:val="24"/>
         </w:rPr>
-        <w:t>Lyndon B. Johnson:</w:t>
+        <w:t>Strengthening the World Bank</w:t>
+      </w:r>
+      <w:r>
+        <w:rPr>
+          <w:rFonts w:ascii="Times New Roman" w:hAnsi="Times New Roman" w:cs="Times New Roman"/>
+          <w:sz w:val="24"/>
+          <w:szCs w:val="24"/>
+        </w:rPr>
+        <w:t>, Chicago</w:t>
+      </w:r>
+      <w:r>
+        <w:rPr>
+          <w:rFonts w:ascii="Times New Roman" w:hAnsi="Times New Roman" w:cs="Times New Roman"/>
+          <w:sz w:val="24"/>
+          <w:szCs w:val="24"/>
+        </w:rPr>
+        <w:t xml:space="preserve"> 1973; A. van de Laar, </w:t>
       </w:r>
       <w:r>
         <w:rPr>
@@ -8691,7 +9190,23 @@
           <w:sz w:val="24"/>
           <w:szCs w:val="24"/>
         </w:rPr>
-        <w:t xml:space="preserve"> </w:t>
+        <w:t>The World Bank and the Poor</w:t>
+      </w:r>
+      <w:r>
+        <w:rPr>
+          <w:rFonts w:ascii="Times New Roman" w:hAnsi="Times New Roman" w:cs="Times New Roman"/>
+          <w:sz w:val="24"/>
+          <w:szCs w:val="24"/>
+        </w:rPr>
+        <w:t>, Boston</w:t>
+      </w:r>
+      <w:r>
+        <w:rPr>
+          <w:rFonts w:ascii="Times New Roman" w:hAnsi="Times New Roman" w:cs="Times New Roman"/>
+          <w:sz w:val="24"/>
+          <w:szCs w:val="24"/>
+        </w:rPr>
+        <w:t xml:space="preserve"> 1980; V.D. Bornet, </w:t>
       </w:r>
       <w:r>
         <w:rPr>
@@ -8700,15 +9215,23 @@
           <w:sz w:val="24"/>
           <w:szCs w:val="24"/>
         </w:rPr>
-        <w:t>The Exercise of Power</w:t>
-      </w:r>
-      <w:r>
-        <w:rPr>
-          <w:rFonts w:ascii="Times New Roman" w:hAnsi="Times New Roman" w:cs="Times New Roman"/>
-          <w:sz w:val="24"/>
-          <w:szCs w:val="24"/>
-        </w:rPr>
-        <w:t xml:space="preserve">, New York 1966; E.S. Mason and R.E. Asher, </w:t>
+        <w:t>The Presidency of Lyndon B. Johnson</w:t>
+      </w:r>
+      <w:r>
+        <w:rPr>
+          <w:rFonts w:ascii="Times New Roman" w:hAnsi="Times New Roman" w:cs="Times New Roman"/>
+          <w:sz w:val="24"/>
+          <w:szCs w:val="24"/>
+        </w:rPr>
+        <w:t>, Lawrence, KS 1983; B.</w:t>
+      </w:r>
+      <w:r>
+        <w:rPr>
+          <w:rFonts w:ascii="Times New Roman" w:hAnsi="Times New Roman" w:cs="Times New Roman"/>
+          <w:sz w:val="24"/>
+          <w:szCs w:val="24"/>
+        </w:rPr>
+        <w:t xml:space="preserve">A. de Vries, </w:t>
       </w:r>
       <w:r>
         <w:rPr>
@@ -8717,140 +9240,6 @@
           <w:sz w:val="24"/>
           <w:szCs w:val="24"/>
         </w:rPr>
-        <w:t>The World Bank Since Bretton Woods</w:t>
-      </w:r>
-      <w:r>
-        <w:rPr>
-          <w:rFonts w:ascii="Times New Roman" w:hAnsi="Times New Roman" w:cs="Times New Roman"/>
-          <w:sz w:val="24"/>
-          <w:szCs w:val="24"/>
-        </w:rPr>
-        <w:t>, Washington</w:t>
-      </w:r>
-      <w:r>
-        <w:rPr>
-          <w:rFonts w:ascii="Times New Roman" w:hAnsi="Times New Roman" w:cs="Times New Roman"/>
-          <w:sz w:val="24"/>
-          <w:szCs w:val="24"/>
-        </w:rPr>
-        <w:t xml:space="preserve"> 1973;</w:t>
-      </w:r>
-      <w:r>
-        <w:rPr>
-          <w:rFonts w:ascii="Times New Roman" w:hAnsi="Times New Roman" w:cs="Times New Roman"/>
-          <w:sz w:val="24"/>
-          <w:szCs w:val="24"/>
-        </w:rPr>
-        <w:t xml:space="preserve"> </w:t>
-      </w:r>
-      <w:r>
-        <w:rPr>
-          <w:rFonts w:ascii="Times New Roman" w:hAnsi="Times New Roman" w:cs="Times New Roman"/>
-          <w:sz w:val="24"/>
-          <w:szCs w:val="24"/>
-        </w:rPr>
-        <w:t xml:space="preserve">E. Reid, </w:t>
-      </w:r>
-      <w:r>
-        <w:rPr>
-          <w:rFonts w:ascii="Times New Roman" w:hAnsi="Times New Roman" w:cs="Times New Roman"/>
-          <w:i/>
-          <w:sz w:val="24"/>
-          <w:szCs w:val="24"/>
-        </w:rPr>
-        <w:t>Strengthening the World Bank</w:t>
-      </w:r>
-      <w:r>
-        <w:rPr>
-          <w:rFonts w:ascii="Times New Roman" w:hAnsi="Times New Roman" w:cs="Times New Roman"/>
-          <w:sz w:val="24"/>
-          <w:szCs w:val="24"/>
-        </w:rPr>
-        <w:t>, Chicago</w:t>
-      </w:r>
-      <w:r>
-        <w:rPr>
-          <w:rFonts w:ascii="Times New Roman" w:hAnsi="Times New Roman" w:cs="Times New Roman"/>
-          <w:sz w:val="24"/>
-          <w:szCs w:val="24"/>
-        </w:rPr>
-        <w:t xml:space="preserve"> 1973; A. van de Laar, </w:t>
-      </w:r>
-      <w:r>
-        <w:rPr>
-          <w:rFonts w:ascii="Times New Roman" w:hAnsi="Times New Roman" w:cs="Times New Roman"/>
-          <w:i/>
-          <w:sz w:val="24"/>
-          <w:szCs w:val="24"/>
-        </w:rPr>
-        <w:t>The World Bank and the Poor</w:t>
-      </w:r>
-      <w:r>
-        <w:rPr>
-          <w:rFonts w:ascii="Times New Roman" w:hAnsi="Times New Roman" w:cs="Times New Roman"/>
-          <w:sz w:val="24"/>
-          <w:szCs w:val="24"/>
-        </w:rPr>
-        <w:t>, Boston</w:t>
-      </w:r>
-      <w:r>
-        <w:rPr>
-          <w:rFonts w:ascii="Times New Roman" w:hAnsi="Times New Roman" w:cs="Times New Roman"/>
-          <w:sz w:val="24"/>
-          <w:szCs w:val="24"/>
-        </w:rPr>
-        <w:t xml:space="preserve"> 1980; V.D. </w:t>
-      </w:r>
-      <w:proofErr w:type="spellStart"/>
-      <w:r>
-        <w:rPr>
-          <w:rFonts w:ascii="Times New Roman" w:hAnsi="Times New Roman" w:cs="Times New Roman"/>
-          <w:sz w:val="24"/>
-          <w:szCs w:val="24"/>
-        </w:rPr>
-        <w:t>Bornet</w:t>
-      </w:r>
-      <w:proofErr w:type="spellEnd"/>
-      <w:r>
-        <w:rPr>
-          <w:rFonts w:ascii="Times New Roman" w:hAnsi="Times New Roman" w:cs="Times New Roman"/>
-          <w:sz w:val="24"/>
-          <w:szCs w:val="24"/>
-        </w:rPr>
-        <w:t xml:space="preserve">, </w:t>
-      </w:r>
-      <w:r>
-        <w:rPr>
-          <w:rFonts w:ascii="Times New Roman" w:hAnsi="Times New Roman" w:cs="Times New Roman"/>
-          <w:i/>
-          <w:sz w:val="24"/>
-          <w:szCs w:val="24"/>
-        </w:rPr>
-        <w:t>The Presidency of Lyndon B. Johnson</w:t>
-      </w:r>
-      <w:r>
-        <w:rPr>
-          <w:rFonts w:ascii="Times New Roman" w:hAnsi="Times New Roman" w:cs="Times New Roman"/>
-          <w:sz w:val="24"/>
-          <w:szCs w:val="24"/>
-        </w:rPr>
-        <w:t>, Lawrence, KS 1983; B.</w:t>
-      </w:r>
-      <w:r>
-        <w:rPr>
-          <w:rFonts w:ascii="Times New Roman" w:hAnsi="Times New Roman" w:cs="Times New Roman"/>
-          <w:sz w:val="24"/>
-          <w:szCs w:val="24"/>
-        </w:rPr>
-        <w:t xml:space="preserve">A. de Vries, </w:t>
-      </w:r>
-      <w:r>
-        <w:rPr>
-          <w:rFonts w:ascii="Times New Roman" w:hAnsi="Times New Roman" w:cs="Times New Roman"/>
-          <w:i/>
-          <w:sz w:val="24"/>
-          <w:szCs w:val="24"/>
-        </w:rPr>
         <w:t>Remaking the World Bank</w:t>
       </w:r>
       <w:r>
@@ -8949,7 +9338,7 @@
         </w:rPr>
         <w:t xml:space="preserve"> </w:t>
       </w:r>
-      <w:hyperlink r:id="rId9" w:history="1">
+      <w:hyperlink r:id="rId8" w:history="1">
         <w:r>
           <w:rPr>
             <w:rStyle w:val="Hyperlink"/>
@@ -8975,7 +9364,217 @@
           <w:sz w:val="24"/>
           <w:szCs w:val="24"/>
         </w:rPr>
-        <w:t xml:space="preserve">P. Le </w:t>
+        <w:t xml:space="preserve">P. Le Prestre, </w:t>
+      </w:r>
+      <w:r>
+        <w:rPr>
+          <w:rFonts w:ascii="Times New Roman" w:hAnsi="Times New Roman" w:cs="Times New Roman"/>
+          <w:i/>
+          <w:sz w:val="24"/>
+          <w:szCs w:val="24"/>
+        </w:rPr>
+        <w:t>The World Bank and the Enviro</w:t>
+      </w:r>
+      <w:r>
+        <w:rPr>
+          <w:rFonts w:ascii="Times New Roman" w:hAnsi="Times New Roman" w:cs="Times New Roman"/>
+          <w:i/>
+          <w:sz w:val="24"/>
+          <w:szCs w:val="24"/>
+        </w:rPr>
+        <w:t>nmental Challenge</w:t>
+      </w:r>
+      <w:r>
+        <w:rPr>
+          <w:rFonts w:ascii="Times New Roman" w:hAnsi="Times New Roman" w:cs="Times New Roman"/>
+          <w:sz w:val="24"/>
+          <w:szCs w:val="24"/>
+        </w:rPr>
+        <w:t>, Cranbury, NJ</w:t>
+      </w:r>
+      <w:r>
+        <w:rPr>
+          <w:rFonts w:ascii="Times New Roman" w:hAnsi="Times New Roman" w:cs="Times New Roman"/>
+          <w:sz w:val="24"/>
+          <w:szCs w:val="24"/>
+        </w:rPr>
+        <w:t xml:space="preserve"> 1989; </w:t>
+      </w:r>
+      <w:r>
+        <w:rPr>
+          <w:rFonts w:ascii="Times New Roman" w:hAnsi="Times New Roman" w:cs="Times New Roman"/>
+          <w:sz w:val="24"/>
+          <w:szCs w:val="24"/>
+        </w:rPr>
+        <w:t xml:space="preserve">‘Eugene R. Black Dies at 93: Ex-President of World Bank’ in </w:t>
+      </w:r>
+      <w:r>
+        <w:rPr>
+          <w:rFonts w:ascii="Times New Roman" w:hAnsi="Times New Roman" w:cs="Times New Roman"/>
+          <w:i/>
+          <w:sz w:val="24"/>
+          <w:szCs w:val="24"/>
+        </w:rPr>
+        <w:t xml:space="preserve">The New York Times, </w:t>
+      </w:r>
+      <w:r>
+        <w:rPr>
+          <w:rFonts w:ascii="Times New Roman" w:hAnsi="Times New Roman" w:cs="Times New Roman"/>
+          <w:sz w:val="24"/>
+          <w:szCs w:val="24"/>
+        </w:rPr>
+        <w:t xml:space="preserve">21 February 1992, A10; </w:t>
+      </w:r>
+      <w:r>
+        <w:rPr>
+          <w:rFonts w:ascii="Times New Roman" w:hAnsi="Times New Roman" w:cs="Times New Roman"/>
+          <w:sz w:val="24"/>
+          <w:szCs w:val="24"/>
+        </w:rPr>
+        <w:t xml:space="preserve">B. Rich, </w:t>
+      </w:r>
+      <w:r>
+        <w:rPr>
+          <w:rFonts w:ascii="Times New Roman" w:hAnsi="Times New Roman" w:cs="Times New Roman"/>
+          <w:i/>
+          <w:sz w:val="24"/>
+          <w:szCs w:val="24"/>
+        </w:rPr>
+        <w:t>Mortgaging the Earth: The World Bank, Environmental Impoverishment, and the Crisis of Development</w:t>
+      </w:r>
+      <w:r>
+        <w:rPr>
+          <w:rFonts w:ascii="Times New Roman" w:hAnsi="Times New Roman" w:cs="Times New Roman"/>
+          <w:sz w:val="24"/>
+          <w:szCs w:val="24"/>
+        </w:rPr>
+        <w:t>, Boston</w:t>
+      </w:r>
+      <w:r>
+        <w:rPr>
+          <w:rFonts w:ascii="Times New Roman" w:hAnsi="Times New Roman" w:cs="Times New Roman"/>
+          <w:sz w:val="24"/>
+          <w:szCs w:val="24"/>
+        </w:rPr>
+        <w:t xml:space="preserve"> 1994; R.W. Oliver, </w:t>
+      </w:r>
+      <w:r>
+        <w:rPr>
+          <w:rFonts w:ascii="Times New Roman" w:hAnsi="Times New Roman" w:cs="Times New Roman"/>
+          <w:i/>
+          <w:sz w:val="24"/>
+          <w:szCs w:val="24"/>
+        </w:rPr>
+        <w:t>George Woods and the World Bank</w:t>
+      </w:r>
+      <w:r>
+        <w:rPr>
+          <w:rFonts w:ascii="Times New Roman" w:hAnsi="Times New Roman" w:cs="Times New Roman"/>
+          <w:sz w:val="24"/>
+          <w:szCs w:val="24"/>
+        </w:rPr>
+        <w:t>, Boulder</w:t>
+      </w:r>
+      <w:r>
+        <w:rPr>
+          <w:rFonts w:ascii="Times New Roman" w:hAnsi="Times New Roman" w:cs="Times New Roman"/>
+          <w:sz w:val="24"/>
+          <w:szCs w:val="24"/>
+        </w:rPr>
+        <w:t xml:space="preserve"> 1995; J. Kraske, </w:t>
+      </w:r>
+      <w:r>
+        <w:rPr>
+          <w:rFonts w:ascii="Times New Roman" w:hAnsi="Times New Roman" w:cs="Times New Roman"/>
+          <w:i/>
+          <w:sz w:val="24"/>
+          <w:szCs w:val="24"/>
+        </w:rPr>
+        <w:t>Bankers with a Mission: The Presidents of the World Bank, 1946-91</w:t>
+      </w:r>
+      <w:r>
+        <w:rPr>
+          <w:rFonts w:ascii="Times New Roman" w:hAnsi="Times New Roman" w:cs="Times New Roman"/>
+          <w:sz w:val="24"/>
+          <w:szCs w:val="24"/>
+        </w:rPr>
+        <w:t>, New York</w:t>
+      </w:r>
+      <w:r>
+        <w:rPr>
+          <w:rFonts w:ascii="Times New Roman" w:hAnsi="Times New Roman" w:cs="Times New Roman"/>
+          <w:sz w:val="24"/>
+          <w:szCs w:val="24"/>
+        </w:rPr>
+        <w:t xml:space="preserve"> 1996; D. Kapur, J.P. Lewis and R. Webb, </w:t>
+      </w:r>
+      <w:r>
+        <w:rPr>
+          <w:rFonts w:ascii="Times New Roman" w:hAnsi="Times New Roman" w:cs="Times New Roman"/>
+          <w:i/>
+          <w:sz w:val="24"/>
+          <w:szCs w:val="24"/>
+        </w:rPr>
+        <w:t>The World Bank: Its First Half Century</w:t>
+      </w:r>
+      <w:r>
+        <w:rPr>
+          <w:rFonts w:ascii="Times New Roman" w:hAnsi="Times New Roman" w:cs="Times New Roman"/>
+          <w:sz w:val="24"/>
+          <w:szCs w:val="24"/>
+        </w:rPr>
+        <w:t>, 2 volumes, Washington DC</w:t>
+      </w:r>
+      <w:r>
+        <w:rPr>
+          <w:rFonts w:ascii="Times New Roman" w:hAnsi="Times New Roman" w:cs="Times New Roman"/>
+          <w:sz w:val="24"/>
+          <w:szCs w:val="24"/>
+        </w:rPr>
+        <w:t xml:space="preserve"> 1997; B. Benjamin, </w:t>
+      </w:r>
+      <w:r>
+        <w:rPr>
+          <w:rFonts w:ascii="Times New Roman" w:hAnsi="Times New Roman" w:cs="Times New Roman"/>
+          <w:i/>
+          <w:sz w:val="24"/>
+          <w:szCs w:val="24"/>
+        </w:rPr>
+        <w:t>Invested Interests:</w:t>
+      </w:r>
+      <w:r>
+        <w:rPr>
+          <w:rFonts w:ascii="Times New Roman" w:hAnsi="Times New Roman" w:cs="Times New Roman"/>
+          <w:i/>
+          <w:sz w:val="24"/>
+          <w:szCs w:val="24"/>
+        </w:rPr>
+        <w:t xml:space="preserve"> </w:t>
+      </w:r>
+      <w:r>
+        <w:rPr>
+          <w:rFonts w:ascii="Times New Roman" w:hAnsi="Times New Roman" w:cs="Times New Roman"/>
+          <w:i/>
+          <w:sz w:val="24"/>
+          <w:szCs w:val="24"/>
+        </w:rPr>
+        <w:t>Capital, Culture and the World Bank</w:t>
+      </w:r>
+      <w:r>
+        <w:rPr>
+          <w:rFonts w:ascii="Times New Roman" w:hAnsi="Times New Roman" w:cs="Times New Roman"/>
+          <w:sz w:val="24"/>
+          <w:szCs w:val="24"/>
+        </w:rPr>
+        <w:t>, Minneapolis</w:t>
+      </w:r>
+      <w:r>
+        <w:rPr>
+          <w:rFonts w:ascii="Times New Roman" w:hAnsi="Times New Roman" w:cs="Times New Roman"/>
+          <w:sz w:val="24"/>
+          <w:szCs w:val="24"/>
+        </w:rPr>
+        <w:t xml:space="preserve"> 2007; M. </w:t>
       </w:r>
       <w:proofErr w:type="spellStart"/>
       <w:r>
@@ -8984,7 +9583,7 @@
           <w:sz w:val="24"/>
           <w:szCs w:val="24"/>
         </w:rPr>
-        <w:t>Prestre</w:t>
+        <w:t>Alacevich</w:t>
       </w:r>
       <w:proofErr w:type="spellEnd"/>
       <w:r>
@@ -9002,7 +9601,31 @@
           <w:sz w:val="24"/>
           <w:szCs w:val="24"/>
         </w:rPr>
-        <w:t>The World Bank and the Enviro</w:t>
+        <w:t>The Political Economy of the World Bank: The Early Years</w:t>
+      </w:r>
+      <w:r>
+        <w:rPr>
+          <w:rFonts w:ascii="Times New Roman" w:hAnsi="Times New Roman" w:cs="Times New Roman"/>
+          <w:sz w:val="24"/>
+          <w:szCs w:val="24"/>
+        </w:rPr>
+        <w:t>, Stanford, CA</w:t>
+      </w:r>
+      <w:r>
+        <w:rPr>
+          <w:rFonts w:ascii="Times New Roman" w:hAnsi="Times New Roman" w:cs="Times New Roman"/>
+          <w:sz w:val="24"/>
+          <w:szCs w:val="24"/>
+        </w:rPr>
+        <w:t xml:space="preserve"> 2009</w:t>
+      </w:r>
+      <w:r>
+        <w:rPr>
+          <w:rFonts w:ascii="Times New Roman" w:hAnsi="Times New Roman" w:cs="Times New Roman"/>
+          <w:sz w:val="24"/>
+          <w:szCs w:val="24"/>
+        </w:rPr>
+        <w:t>; G. Farese and P. Savona</w:t>
       </w:r>
       <w:r>
         <w:rPr>
@@ -9011,32 +9634,9 @@
           <w:sz w:val="24"/>
           <w:szCs w:val="24"/>
         </w:rPr>
-        <w:t>nmental Challenge</w:t>
-      </w:r>
-      <w:r>
-        <w:rPr>
-          <w:rFonts w:ascii="Times New Roman" w:hAnsi="Times New Roman" w:cs="Times New Roman"/>
-          <w:sz w:val="24"/>
-          <w:szCs w:val="24"/>
-        </w:rPr>
-        <w:t>, Cranbury, NJ</w:t>
-      </w:r>
-      <w:r>
-        <w:rPr>
-          <w:rFonts w:ascii="Times New Roman" w:hAnsi="Times New Roman" w:cs="Times New Roman"/>
-          <w:sz w:val="24"/>
-          <w:szCs w:val="24"/>
-        </w:rPr>
-        <w:t xml:space="preserve"> 1989; </w:t>
-      </w:r>
-      <w:r>
-        <w:rPr>
-          <w:rFonts w:ascii="Times New Roman" w:hAnsi="Times New Roman" w:cs="Times New Roman"/>
-          <w:sz w:val="24"/>
-          <w:szCs w:val="24"/>
-        </w:rPr>
-        <w:t xml:space="preserve">‘Eugene R. Black Dies at 93: Ex-President of World Bank’ in </w:t>
-      </w:r>
+        <w:t xml:space="preserve">, Il </w:t>
+      </w:r>
+      <w:proofErr w:type="spellStart"/>
       <w:r>
         <w:rPr>
           <w:rFonts w:ascii="Times New Roman" w:hAnsi="Times New Roman" w:cs="Times New Roman"/>
@@ -9044,24 +9644,9 @@
           <w:sz w:val="24"/>
           <w:szCs w:val="24"/>
         </w:rPr>
-        <w:t xml:space="preserve">The New York Times, </w:t>
-      </w:r>
-      <w:r>
-        <w:rPr>
-          <w:rFonts w:ascii="Times New Roman" w:hAnsi="Times New Roman" w:cs="Times New Roman"/>
-          <w:sz w:val="24"/>
-          <w:szCs w:val="24"/>
-        </w:rPr>
-        <w:t xml:space="preserve">21 February 1992, A10; </w:t>
-      </w:r>
-      <w:r>
-        <w:rPr>
-          <w:rFonts w:ascii="Times New Roman" w:hAnsi="Times New Roman" w:cs="Times New Roman"/>
-          <w:sz w:val="24"/>
-          <w:szCs w:val="24"/>
-        </w:rPr>
-        <w:t xml:space="preserve">B. Rich, </w:t>
-      </w:r>
+        <w:t>banchiere</w:t>
+      </w:r>
+      <w:proofErr w:type="spellEnd"/>
       <w:r>
         <w:rPr>
           <w:rFonts w:ascii="Times New Roman" w:hAnsi="Times New Roman" w:cs="Times New Roman"/>
@@ -9069,24 +9654,9 @@
           <w:sz w:val="24"/>
           <w:szCs w:val="24"/>
         </w:rPr>
-        <w:t>Mortgaging the Earth: The World Bank, Environmental Impoverishment, and the Crisis of Development</w:t>
-      </w:r>
-      <w:r>
-        <w:rPr>
-          <w:rFonts w:ascii="Times New Roman" w:hAnsi="Times New Roman" w:cs="Times New Roman"/>
-          <w:sz w:val="24"/>
-          <w:szCs w:val="24"/>
-        </w:rPr>
-        <w:t>, Boston</w:t>
-      </w:r>
-      <w:r>
-        <w:rPr>
-          <w:rFonts w:ascii="Times New Roman" w:hAnsi="Times New Roman" w:cs="Times New Roman"/>
-          <w:sz w:val="24"/>
-          <w:szCs w:val="24"/>
-        </w:rPr>
-        <w:t xml:space="preserve"> 1994; R.W. Oliver, </w:t>
-      </w:r>
+        <w:t xml:space="preserve"> del mondo. Eugene Robert Black e </w:t>
+      </w:r>
+      <w:proofErr w:type="spellStart"/>
       <w:r>
         <w:rPr>
           <w:rFonts w:ascii="Times New Roman" w:hAnsi="Times New Roman" w:cs="Times New Roman"/>
@@ -9094,24 +9664,9 @@
           <w:sz w:val="24"/>
           <w:szCs w:val="24"/>
         </w:rPr>
-        <w:t>George Woods and the World Bank</w:t>
-      </w:r>
-      <w:r>
-        <w:rPr>
-          <w:rFonts w:ascii="Times New Roman" w:hAnsi="Times New Roman" w:cs="Times New Roman"/>
-          <w:sz w:val="24"/>
-          <w:szCs w:val="24"/>
-        </w:rPr>
-        <w:t>, Boulder</w:t>
-      </w:r>
-      <w:r>
-        <w:rPr>
-          <w:rFonts w:ascii="Times New Roman" w:hAnsi="Times New Roman" w:cs="Times New Roman"/>
-          <w:sz w:val="24"/>
-          <w:szCs w:val="24"/>
-        </w:rPr>
-        <w:t xml:space="preserve"> 1995; J. Kraske, </w:t>
-      </w:r>
+        <w:t>l’ascesa</w:t>
+      </w:r>
+      <w:proofErr w:type="spellEnd"/>
       <w:r>
         <w:rPr>
           <w:rFonts w:ascii="Times New Roman" w:hAnsi="Times New Roman" w:cs="Times New Roman"/>
@@ -9119,211 +9674,7 @@
           <w:sz w:val="24"/>
           <w:szCs w:val="24"/>
         </w:rPr>
-        <w:t>Bankers with a Mission: The Presidents of the World Bank, 1946-91</w:t>
-      </w:r>
-      <w:r>
-        <w:rPr>
-          <w:rFonts w:ascii="Times New Roman" w:hAnsi="Times New Roman" w:cs="Times New Roman"/>
-          <w:sz w:val="24"/>
-          <w:szCs w:val="24"/>
-        </w:rPr>
-        <w:t>, New York</w:t>
-      </w:r>
-      <w:r>
-        <w:rPr>
-          <w:rFonts w:ascii="Times New Roman" w:hAnsi="Times New Roman" w:cs="Times New Roman"/>
-          <w:sz w:val="24"/>
-          <w:szCs w:val="24"/>
-        </w:rPr>
-        <w:t xml:space="preserve"> 1996; D. Kapur, J.P. Lewis and R. Webb, </w:t>
-      </w:r>
-      <w:r>
-        <w:rPr>
-          <w:rFonts w:ascii="Times New Roman" w:hAnsi="Times New Roman" w:cs="Times New Roman"/>
-          <w:i/>
-          <w:sz w:val="24"/>
-          <w:szCs w:val="24"/>
-        </w:rPr>
-        <w:t>The World Bank: Its First Half Century</w:t>
-      </w:r>
-      <w:r>
-        <w:rPr>
-          <w:rFonts w:ascii="Times New Roman" w:hAnsi="Times New Roman" w:cs="Times New Roman"/>
-          <w:sz w:val="24"/>
-          <w:szCs w:val="24"/>
-        </w:rPr>
-        <w:t>, 2 volumes, Washington DC</w:t>
-      </w:r>
-      <w:r>
-        <w:rPr>
-          <w:rFonts w:ascii="Times New Roman" w:hAnsi="Times New Roman" w:cs="Times New Roman"/>
-          <w:sz w:val="24"/>
-          <w:szCs w:val="24"/>
-        </w:rPr>
-        <w:t xml:space="preserve"> 1997; B. Benjamin, </w:t>
-      </w:r>
-      <w:r>
-        <w:rPr>
-          <w:rFonts w:ascii="Times New Roman" w:hAnsi="Times New Roman" w:cs="Times New Roman"/>
-          <w:i/>
-          <w:sz w:val="24"/>
-          <w:szCs w:val="24"/>
-        </w:rPr>
-        <w:t>Invested Interests:</w:t>
-      </w:r>
-      <w:r>
-        <w:rPr>
-          <w:rFonts w:ascii="Times New Roman" w:hAnsi="Times New Roman" w:cs="Times New Roman"/>
-          <w:i/>
-          <w:sz w:val="24"/>
-          <w:szCs w:val="24"/>
-        </w:rPr>
-        <w:t xml:space="preserve"> </w:t>
-      </w:r>
-      <w:r>
-        <w:rPr>
-          <w:rFonts w:ascii="Times New Roman" w:hAnsi="Times New Roman" w:cs="Times New Roman"/>
-          <w:i/>
-          <w:sz w:val="24"/>
-          <w:szCs w:val="24"/>
-        </w:rPr>
-        <w:t>Capital, Culture and the World Bank</w:t>
-      </w:r>
-      <w:r>
-        <w:rPr>
-          <w:rFonts w:ascii="Times New Roman" w:hAnsi="Times New Roman" w:cs="Times New Roman"/>
-          <w:sz w:val="24"/>
-          <w:szCs w:val="24"/>
-        </w:rPr>
-        <w:t>, Minneapolis</w:t>
-      </w:r>
-      <w:r>
-        <w:rPr>
-          <w:rFonts w:ascii="Times New Roman" w:hAnsi="Times New Roman" w:cs="Times New Roman"/>
-          <w:sz w:val="24"/>
-          <w:szCs w:val="24"/>
-        </w:rPr>
-        <w:t xml:space="preserve"> 2007; M. </w:t>
-      </w:r>
-      <w:proofErr w:type="spellStart"/>
-      <w:r>
-        <w:rPr>
-          <w:rFonts w:ascii="Times New Roman" w:hAnsi="Times New Roman" w:cs="Times New Roman"/>
-          <w:sz w:val="24"/>
-          <w:szCs w:val="24"/>
-        </w:rPr>
-        <w:t>Alacevich</w:t>
-      </w:r>
-      <w:proofErr w:type="spellEnd"/>
-      <w:r>
-        <w:rPr>
-          <w:rFonts w:ascii="Times New Roman" w:hAnsi="Times New Roman" w:cs="Times New Roman"/>
-          <w:sz w:val="24"/>
-          <w:szCs w:val="24"/>
-        </w:rPr>
-        <w:t xml:space="preserve">, </w:t>
-      </w:r>
-      <w:r>
-        <w:rPr>
-          <w:rFonts w:ascii="Times New Roman" w:hAnsi="Times New Roman" w:cs="Times New Roman"/>
-          <w:i/>
-          <w:sz w:val="24"/>
-          <w:szCs w:val="24"/>
-        </w:rPr>
-        <w:t>The Political Economy of the World Bank: The Early Years</w:t>
-      </w:r>
-      <w:r>
-        <w:rPr>
-          <w:rFonts w:ascii="Times New Roman" w:hAnsi="Times New Roman" w:cs="Times New Roman"/>
-          <w:sz w:val="24"/>
-          <w:szCs w:val="24"/>
-        </w:rPr>
-        <w:t>, Stanford, CA</w:t>
-      </w:r>
-      <w:r>
-        <w:rPr>
-          <w:rFonts w:ascii="Times New Roman" w:hAnsi="Times New Roman" w:cs="Times New Roman"/>
-          <w:sz w:val="24"/>
-          <w:szCs w:val="24"/>
-        </w:rPr>
-        <w:t xml:space="preserve"> 2009</w:t>
-      </w:r>
-      <w:r>
-        <w:rPr>
-          <w:rFonts w:ascii="Times New Roman" w:hAnsi="Times New Roman" w:cs="Times New Roman"/>
-          <w:sz w:val="24"/>
-          <w:szCs w:val="24"/>
-        </w:rPr>
-        <w:t>; G. Farese and P. Savona</w:t>
-      </w:r>
-      <w:r>
-        <w:rPr>
-          <w:rFonts w:ascii="Times New Roman" w:hAnsi="Times New Roman" w:cs="Times New Roman"/>
-          <w:i/>
-          <w:sz w:val="24"/>
-          <w:szCs w:val="24"/>
-        </w:rPr>
-        <w:t xml:space="preserve">, Il </w:t>
-      </w:r>
-      <w:proofErr w:type="spellStart"/>
-      <w:r>
-        <w:rPr>
-          <w:rFonts w:ascii="Times New Roman" w:hAnsi="Times New Roman" w:cs="Times New Roman"/>
-          <w:i/>
-          <w:sz w:val="24"/>
-          <w:szCs w:val="24"/>
-        </w:rPr>
-        <w:t>banchiere</w:t>
-      </w:r>
-      <w:proofErr w:type="spellEnd"/>
-      <w:r>
-        <w:rPr>
-          <w:rFonts w:ascii="Times New Roman" w:hAnsi="Times New Roman" w:cs="Times New Roman"/>
-          <w:i/>
-          <w:sz w:val="24"/>
-          <w:szCs w:val="24"/>
-        </w:rPr>
-        <w:t xml:space="preserve"> del mondo. Eugene Robert Black e </w:t>
-      </w:r>
-      <w:proofErr w:type="spellStart"/>
-      <w:r>
-        <w:rPr>
-          <w:rFonts w:ascii="Times New Roman" w:hAnsi="Times New Roman" w:cs="Times New Roman"/>
-          <w:i/>
-          <w:sz w:val="24"/>
-          <w:szCs w:val="24"/>
-        </w:rPr>
-        <w:t>l’ascesa</w:t>
-      </w:r>
-      <w:proofErr w:type="spellEnd"/>
-      <w:r>
-        <w:rPr>
-          <w:rFonts w:ascii="Times New Roman" w:hAnsi="Times New Roman" w:cs="Times New Roman"/>
-          <w:i/>
-          <w:sz w:val="24"/>
-          <w:szCs w:val="24"/>
-        </w:rPr>
-        <w:t xml:space="preserve"> </w:t>
-      </w:r>
-      <w:proofErr w:type="spellStart"/>
-      <w:r>
-        <w:rPr>
-          <w:rFonts w:ascii="Times New Roman" w:hAnsi="Times New Roman" w:cs="Times New Roman"/>
-          <w:i/>
-          <w:sz w:val="24"/>
-          <w:szCs w:val="24"/>
-        </w:rPr>
-        <w:t>della</w:t>
-      </w:r>
-      <w:proofErr w:type="spellEnd"/>
-      <w:r>
-        <w:rPr>
-          <w:rFonts w:ascii="Times New Roman" w:hAnsi="Times New Roman" w:cs="Times New Roman"/>
-          <w:i/>
-          <w:sz w:val="24"/>
-          <w:szCs w:val="24"/>
-        </w:rPr>
-        <w:t xml:space="preserve"> </w:t>
+        <w:t xml:space="preserve"> della </w:t>
       </w:r>
       <w:proofErr w:type="spellStart"/>
       <w:r>
@@ -9687,7 +10038,7 @@
         </w:rPr>
         <w:t xml:space="preserve">, </w:t>
       </w:r>
-      <w:hyperlink r:id="rId10" w:history="1">
+      <w:hyperlink r:id="rId9" w:history="1">
         <w:r>
           <w:rPr>
             <w:rStyle w:val="Hyperlink"/>
@@ -9766,8 +10117,8 @@
       </w:r>
     </w:p>
     <w:sectPr>
-      <w:headerReference w:type="default" r:id="rId11"/>
-      <w:footerReference w:type="default" r:id="rId12"/>
+      <w:headerReference w:type="default" r:id="rId10"/>
+      <w:footerReference w:type="default" r:id="rId11"/>
       <w:pgSz w:w="11901" w:h="16840"/>
       <w:pgMar w:top="1418" w:right="1418" w:bottom="1418" w:left="1418" w:header="709" w:footer="709" w:gutter="0"/>
       <w:cols w:space="720"/>
@@ -9778,7 +10129,7 @@
 </file>
 
 <file path=word/endnotes.xml><?xml version="1.0" encoding="utf-8"?>
-<w:endnotes xmlns:wpc="http://schemas.microsoft.com/office/word/2010/wordprocessingCanvas" xmlns:cx="http://schemas.microsoft.com/office/drawing/2014/chartex" xmlns:cx1="http://schemas.microsoft.com/office/drawing/2015/9/8/chartex" xmlns:cx2="http://schemas.microsoft.com/office/drawing/2015/10/21/chartex" xmlns:cx3="http://schemas.microsoft.com/office/drawing/2016/5/9/chartex" xmlns:cx4="http://schemas.microsoft.com/office/drawing/2016/5/10/chartex" xmlns:cx5="http://schemas.microsoft.com/office/drawing/2016/5/11/chartex" xmlns:cx6="http://schemas.microsoft.com/office/drawing/2016/5/12/chartex" xmlns:cx7="http://schemas.microsoft.com/office/drawing/2016/5/13/chartex" xmlns:cx8="http://schemas.microsoft.com/office/drawing/2016/5/14/chartex" xmlns:mc="http://schemas.openxmlformats.org/markup-compatibility/2006" xmlns:aink="http://schemas.microsoft.com/office/drawing/2016/ink" xmlns:am3d="http://schemas.microsoft.com/office/drawing/2017/model3d" xmlns:o="urn:schemas-microsoft-com:office:office" xmlns:oel="http://schemas.microsoft.com/office/2019/extlst" xmlns:r="http://schemas.openxmlformats.org/officeDocument/2006/relationships" xmlns:m="http://schemas.openxmlformats.org/officeDocument/2006/math" xmlns:v="urn:schemas-microsoft-com:vml" xmlns:wp14="http://schemas.microsoft.com/office/word/2010/wordprocessingDrawing" xmlns:wp="http://schemas.openxmlformats.org/drawingml/2006/wordprocessingDrawing" xmlns:w10="urn:schemas-microsoft-com:office:word" xmlns:w="http://schemas.openxmlformats.org/wordprocessingml/2006/main" xmlns:w14="http://schemas.microsoft.com/office/word/2010/wordml" xmlns:w15="http://schemas.microsoft.com/office/word/2012/wordml" xmlns:w16cex="http://schemas.microsoft.com/office/word/2018/wordml/cex" xmlns:w16cid="http://schemas.microsoft.com/office/word/2016/wordml/cid" xmlns:w16="http://schemas.microsoft.com/office/word/2018/wordml" xmlns:w16du="http://schemas.microsoft.com/office/word/2023/wordml/word16du" xmlns:w16sdtdh="http://schemas.microsoft.com/office/word/2020/wordml/sdtdatahash" xmlns:w16sdtfl="http://schemas.microsoft.com/office/word/2024/wordml/sdtformatlock" xmlns:w16se="http://schemas.microsoft.com/office/word/2015/wordml/symex" xmlns:wpg="http://schemas.microsoft.com/office/word/2010/wordprocessingGroup" xmlns:wpi="http://schemas.microsoft.com/office/word/2010/wordprocessingInk" xmlns:wne="http://schemas.microsoft.com/office/word/2006/wordml" xmlns:wps="http://schemas.microsoft.com/office/word/2010/wordprocessingShape" mc:Ignorable="w14 w15 w16se w16cid w16 w16cex w16sdtdh w16sdtfl w16du wp14">
+<w:endnotes xmlns:wpc="http://schemas.microsoft.com/office/word/2010/wordprocessingCanvas" xmlns:cx="http://schemas.microsoft.com/office/drawing/2014/chartex" xmlns:cx1="http://schemas.microsoft.com/office/drawing/2015/9/8/chartex" xmlns:cx2="http://schemas.microsoft.com/office/drawing/2015/10/21/chartex" xmlns:cx3="http://schemas.microsoft.com/office/drawing/2016/5/9/chartex" xmlns:cx4="http://schemas.microsoft.com/office/drawing/2016/5/10/chartex" xmlns:cx5="http://schemas.microsoft.com/office/drawing/2016/5/11/chartex" xmlns:cx6="http://schemas.microsoft.com/office/drawing/2016/5/12/chartex" xmlns:cx7="http://schemas.microsoft.com/office/drawing/2016/5/13/chartex" xmlns:cx8="http://schemas.microsoft.com/office/drawing/2016/5/14/chartex" xmlns:mc="http://schemas.openxmlformats.org/markup-compatibility/2006" xmlns:m="http://schemas.openxmlformats.org/officeDocument/2006/math" xmlns:aink="http://schemas.microsoft.com/office/drawing/2016/ink" xmlns:am3d="http://schemas.microsoft.com/office/drawing/2017/model3d" xmlns:oel="http://schemas.microsoft.com/office/2019/extlst" xmlns:r="http://schemas.openxmlformats.org/officeDocument/2006/relationships" xmlns:wp14="http://schemas.microsoft.com/office/word/2010/wordprocessingDrawing" xmlns:wp="http://schemas.openxmlformats.org/drawingml/2006/wordprocessingDrawing" xmlns:wpg="http://schemas.microsoft.com/office/word/2010/wordprocessingGroup" xmlns:wpi="http://schemas.microsoft.com/office/word/2010/wordprocessingInk" xmlns:wps="http://schemas.microsoft.com/office/word/2010/wordprocessingShape" xmlns:o="urn:schemas-microsoft-com:office:office" xmlns:v="urn:schemas-microsoft-com:vml" xmlns:w10="urn:schemas-microsoft-com:office:word" xmlns:w="http://schemas.openxmlformats.org/wordprocessingml/2006/main" xmlns:w14="http://schemas.microsoft.com/office/word/2010/wordml" xmlns:w15="http://schemas.microsoft.com/office/word/2012/wordml" xmlns:w16cei="http://schemas.microsoft.com/office/word/2026/wordml/cei" xmlns:w16cex="http://schemas.microsoft.com/office/word/2018/wordml/cex" xmlns:w16cid="http://schemas.microsoft.com/office/word/2016/wordml/cid" xmlns:w16="http://schemas.microsoft.com/office/word/2018/wordml" xmlns:w16sdtdh="http://schemas.microsoft.com/office/word/2020/wordml/sdtdatahash" xmlns:w16sdtfl="http://schemas.microsoft.com/office/word/2024/wordml/sdtformatlock" xmlns:w16se="http://schemas.microsoft.com/office/word/2015/wordml/symex" xmlns:w16du="http://schemas.microsoft.com/office/word/2023/wordml/word16du" xmlns:wne="http://schemas.microsoft.com/office/word/2006/wordml" mc:Ignorable="w14 w15 w16se w16cid w16 w16cex w16sdtdh w16sdtfl w16du wp14">
   <w:endnote w:type="separator" w:id="-1">
     <w:p>
       <w:pPr>
@@ -9803,7 +10154,7 @@
 </file>
 
 <file path=word/footer1.xml><?xml version="1.0" encoding="utf-8"?>
-<w:ftr xmlns:wpc="http://schemas.microsoft.com/office/word/2010/wordprocessingCanvas" xmlns:cx="http://schemas.microsoft.com/office/drawing/2014/chartex" xmlns:cx1="http://schemas.microsoft.com/office/drawing/2015/9/8/chartex" xmlns:cx2="http://schemas.microsoft.com/office/drawing/2015/10/21/chartex" xmlns:cx3="http://schemas.microsoft.com/office/drawing/2016/5/9/chartex" xmlns:cx4="http://schemas.microsoft.com/office/drawing/2016/5/10/chartex" xmlns:cx5="http://schemas.microsoft.com/office/drawing/2016/5/11/chartex" xmlns:cx6="http://schemas.microsoft.com/office/drawing/2016/5/12/chartex" xmlns:cx7="http://schemas.microsoft.com/office/drawing/2016/5/13/chartex" xmlns:cx8="http://schemas.microsoft.com/office/drawing/2016/5/14/chartex" xmlns:mc="http://schemas.openxmlformats.org/markup-compatibility/2006" xmlns:aink="http://schemas.microsoft.com/office/drawing/2016/ink" xmlns:am3d="http://schemas.microsoft.com/office/drawing/2017/model3d" xmlns:o="urn:schemas-microsoft-com:office:office" xmlns:oel="http://schemas.microsoft.com/office/2019/extlst" xmlns:r="http://schemas.openxmlformats.org/officeDocument/2006/relationships" xmlns:m="http://schemas.openxmlformats.org/officeDocument/2006/math" xmlns:v="urn:schemas-microsoft-com:vml" xmlns:wp14="http://schemas.microsoft.com/office/word/2010/wordprocessingDrawing" xmlns:wp="http://schemas.openxmlformats.org/drawingml/2006/wordprocessingDrawing" xmlns:w10="urn:schemas-microsoft-com:office:word" xmlns:w="http://schemas.openxmlformats.org/wordprocessingml/2006/main" xmlns:w14="http://schemas.microsoft.com/office/word/2010/wordml" xmlns:w15="http://schemas.microsoft.com/office/word/2012/wordml" xmlns:w16cex="http://schemas.microsoft.com/office/word/2018/wordml/cex" xmlns:w16cid="http://schemas.microsoft.com/office/word/2016/wordml/cid" xmlns:w16="http://schemas.microsoft.com/office/word/2018/wordml" xmlns:w16du="http://schemas.microsoft.com/office/word/2023/wordml/word16du" xmlns:w16sdtdh="http://schemas.microsoft.com/office/word/2020/wordml/sdtdatahash" xmlns:w16sdtfl="http://schemas.microsoft.com/office/word/2024/wordml/sdtformatlock" xmlns:w16se="http://schemas.microsoft.com/office/word/2015/wordml/symex" xmlns:wpg="http://schemas.microsoft.com/office/word/2010/wordprocessingGroup" xmlns:wpi="http://schemas.microsoft.com/office/word/2010/wordprocessingInk" xmlns:wne="http://schemas.microsoft.com/office/word/2006/wordml" xmlns:wps="http://schemas.microsoft.com/office/word/2010/wordprocessingShape" mc:Ignorable="w14 w15 w16se w16cid w16 w16cex w16sdtdh w16sdtfl w16du wp14">
+<w:ftr xmlns:wpc="http://schemas.microsoft.com/office/word/2010/wordprocessingCanvas" xmlns:cx="http://schemas.microsoft.com/office/drawing/2014/chartex" xmlns:cx1="http://schemas.microsoft.com/office/drawing/2015/9/8/chartex" xmlns:cx2="http://schemas.microsoft.com/office/drawing/2015/10/21/chartex" xmlns:cx3="http://schemas.microsoft.com/office/drawing/2016/5/9/chartex" xmlns:cx4="http://schemas.microsoft.com/office/drawing/2016/5/10/chartex" xmlns:cx5="http://schemas.microsoft.com/office/drawing/2016/5/11/chartex" xmlns:cx6="http://schemas.microsoft.com/office/drawing/2016/5/12/chartex" xmlns:cx7="http://schemas.microsoft.com/office/drawing/2016/5/13/chartex" xmlns:cx8="http://schemas.microsoft.com/office/drawing/2016/5/14/chartex" xmlns:mc="http://schemas.openxmlformats.org/markup-compatibility/2006" xmlns:m="http://schemas.openxmlformats.org/officeDocument/2006/math" xmlns:aink="http://schemas.microsoft.com/office/drawing/2016/ink" xmlns:am3d="http://schemas.microsoft.com/office/drawing/2017/model3d" xmlns:oel="http://schemas.microsoft.com/office/2019/extlst" xmlns:r="http://schemas.openxmlformats.org/officeDocument/2006/relationships" xmlns:wp14="http://schemas.microsoft.com/office/word/2010/wordprocessingDrawing" xmlns:wp="http://schemas.openxmlformats.org/drawingml/2006/wordprocessingDrawing" xmlns:wpg="http://schemas.microsoft.com/office/word/2010/wordprocessingGroup" xmlns:wpi="http://schemas.microsoft.com/office/word/2010/wordprocessingInk" xmlns:wps="http://schemas.microsoft.com/office/word/2010/wordprocessingShape" xmlns:o="urn:schemas-microsoft-com:office:office" xmlns:v="urn:schemas-microsoft-com:vml" xmlns:w10="urn:schemas-microsoft-com:office:word" xmlns:w="http://schemas.openxmlformats.org/wordprocessingml/2006/main" xmlns:w14="http://schemas.microsoft.com/office/word/2010/wordml" xmlns:w15="http://schemas.microsoft.com/office/word/2012/wordml" xmlns:w16cei="http://schemas.microsoft.com/office/word/2026/wordml/cei" xmlns:w16cex="http://schemas.microsoft.com/office/word/2018/wordml/cex" xmlns:w16cid="http://schemas.microsoft.com/office/word/2016/wordml/cid" xmlns:w16="http://schemas.microsoft.com/office/word/2018/wordml" xmlns:w16sdtdh="http://schemas.microsoft.com/office/word/2020/wordml/sdtdatahash" xmlns:w16sdtfl="http://schemas.microsoft.com/office/word/2024/wordml/sdtformatlock" xmlns:w16se="http://schemas.microsoft.com/office/word/2015/wordml/symex" xmlns:w16du="http://schemas.microsoft.com/office/word/2023/wordml/word16du" xmlns:wne="http://schemas.microsoft.com/office/word/2006/wordml" mc:Ignorable="w14 w15 w16se w16cid w16 w16cex w16sdtdh w16sdtfl w16du wp14">
   <w:p>
     <w:pPr>
       <w:pStyle w:val="Voettekst"/>
@@ -9858,7 +10209,7 @@
 </file>
 
 <file path=word/footnotes.xml><?xml version="1.0" encoding="utf-8"?>
-<w:footnotes xmlns:wpc="http://schemas.microsoft.com/office/word/2010/wordprocessingCanvas" xmlns:cx="http://schemas.microsoft.com/office/drawing/2014/chartex" xmlns:cx1="http://schemas.microsoft.com/office/drawing/2015/9/8/chartex" xmlns:cx2="http://schemas.microsoft.com/office/drawing/2015/10/21/chartex" xmlns:cx3="http://schemas.microsoft.com/office/drawing/2016/5/9/chartex" xmlns:cx4="http://schemas.microsoft.com/office/drawing/2016/5/10/chartex" xmlns:cx5="http://schemas.microsoft.com/office/drawing/2016/5/11/chartex" xmlns:cx6="http://schemas.microsoft.com/office/drawing/2016/5/12/chartex" xmlns:cx7="http://schemas.microsoft.com/office/drawing/2016/5/13/chartex" xmlns:cx8="http://schemas.microsoft.com/office/drawing/2016/5/14/chartex" xmlns:mc="http://schemas.openxmlformats.org/markup-compatibility/2006" xmlns:aink="http://schemas.microsoft.com/office/drawing/2016/ink" xmlns:am3d="http://schemas.microsoft.com/office/drawing/2017/model3d" xmlns:o="urn:schemas-microsoft-com:office:office" xmlns:oel="http://schemas.microsoft.com/office/2019/extlst" xmlns:r="http://schemas.openxmlformats.org/officeDocument/2006/relationships" xmlns:m="http://schemas.openxmlformats.org/officeDocument/2006/math" xmlns:v="urn:schemas-microsoft-com:vml" xmlns:wp14="http://schemas.microsoft.com/office/word/2010/wordprocessingDrawing" xmlns:wp="http://schemas.openxmlformats.org/drawingml/2006/wordprocessingDrawing" xmlns:w10="urn:schemas-microsoft-com:office:word" xmlns:w="http://schemas.openxmlformats.org/wordprocessingml/2006/main" xmlns:w14="http://schemas.microsoft.com/office/word/2010/wordml" xmlns:w15="http://schemas.microsoft.com/office/word/2012/wordml" xmlns:w16cex="http://schemas.microsoft.com/office/word/2018/wordml/cex" xmlns:w16cid="http://schemas.microsoft.com/office/word/2016/wordml/cid" xmlns:w16="http://schemas.microsoft.com/office/word/2018/wordml" xmlns:w16du="http://schemas.microsoft.com/office/word/2023/wordml/word16du" xmlns:w16sdtdh="http://schemas.microsoft.com/office/word/2020/wordml/sdtdatahash" xmlns:w16sdtfl="http://schemas.microsoft.com/office/word/2024/wordml/sdtformatlock" xmlns:w16se="http://schemas.microsoft.com/office/word/2015/wordml/symex" xmlns:wpg="http://schemas.microsoft.com/office/word/2010/wordprocessingGroup" xmlns:wpi="http://schemas.microsoft.com/office/word/2010/wordprocessingInk" xmlns:wne="http://schemas.microsoft.com/office/word/2006/wordml" xmlns:wps="http://schemas.microsoft.com/office/word/2010/wordprocessingShape" mc:Ignorable="w14 w15 w16se w16cid w16 w16cex w16sdtdh w16sdtfl w16du wp14">
+<w:footnotes xmlns:wpc="http://schemas.microsoft.com/office/word/2010/wordprocessingCanvas" xmlns:cx="http://schemas.microsoft.com/office/drawing/2014/chartex" xmlns:cx1="http://schemas.microsoft.com/office/drawing/2015/9/8/chartex" xmlns:cx2="http://schemas.microsoft.com/office/drawing/2015/10/21/chartex" xmlns:cx3="http://schemas.microsoft.com/office/drawing/2016/5/9/chartex" xmlns:cx4="http://schemas.microsoft.com/office/drawing/2016/5/10/chartex" xmlns:cx5="http://schemas.microsoft.com/office/drawing/2016/5/11/chartex" xmlns:cx6="http://schemas.microsoft.com/office/drawing/2016/5/12/chartex" xmlns:cx7="http://schemas.microsoft.com/office/drawing/2016/5/13/chartex" xmlns:cx8="http://schemas.microsoft.com/office/drawing/2016/5/14/chartex" xmlns:mc="http://schemas.openxmlformats.org/markup-compatibility/2006" xmlns:m="http://schemas.openxmlformats.org/officeDocument/2006/math" xmlns:aink="http://schemas.microsoft.com/office/drawing/2016/ink" xmlns:am3d="http://schemas.microsoft.com/office/drawing/2017/model3d" xmlns:oel="http://schemas.microsoft.com/office/2019/extlst" xmlns:r="http://schemas.openxmlformats.org/officeDocument/2006/relationships" xmlns:wp14="http://schemas.microsoft.com/office/word/2010/wordprocessingDrawing" xmlns:wp="http://schemas.openxmlformats.org/drawingml/2006/wordprocessingDrawing" xmlns:wpg="http://schemas.microsoft.com/office/word/2010/wordprocessingGroup" xmlns:wpi="http://schemas.microsoft.com/office/word/2010/wordprocessingInk" xmlns:wps="http://schemas.microsoft.com/office/word/2010/wordprocessingShape" xmlns:o="urn:schemas-microsoft-com:office:office" xmlns:v="urn:schemas-microsoft-com:vml" xmlns:w10="urn:schemas-microsoft-com:office:word" xmlns:w="http://schemas.openxmlformats.org/wordprocessingml/2006/main" xmlns:w14="http://schemas.microsoft.com/office/word/2010/wordml" xmlns:w15="http://schemas.microsoft.com/office/word/2012/wordml" xmlns:w16cei="http://schemas.microsoft.com/office/word/2026/wordml/cei" xmlns:w16cex="http://schemas.microsoft.com/office/word/2018/wordml/cex" xmlns:w16cid="http://schemas.microsoft.com/office/word/2016/wordml/cid" xmlns:w16="http://schemas.microsoft.com/office/word/2018/wordml" xmlns:w16sdtdh="http://schemas.microsoft.com/office/word/2020/wordml/sdtdatahash" xmlns:w16sdtfl="http://schemas.microsoft.com/office/word/2024/wordml/sdtformatlock" xmlns:w16se="http://schemas.microsoft.com/office/word/2015/wordml/symex" xmlns:w16du="http://schemas.microsoft.com/office/word/2023/wordml/word16du" xmlns:wne="http://schemas.microsoft.com/office/word/2006/wordml" mc:Ignorable="w14 w15 w16se w16cid w16 w16cex w16sdtdh w16sdtfl w16du wp14">
   <w:footnote w:type="separator" w:id="-1">
     <w:p>
       <w:pPr>
@@ -9883,7 +10234,7 @@
 </file>
 
 <file path=word/header1.xml><?xml version="1.0" encoding="utf-8"?>
-<w:hdr xmlns:wpc="http://schemas.microsoft.com/office/word/2010/wordprocessingCanvas" xmlns:cx="http://schemas.microsoft.com/office/drawing/2014/chartex" xmlns:cx1="http://schemas.microsoft.com/office/drawing/2015/9/8/chartex" xmlns:cx2="http://schemas.microsoft.com/office/drawing/2015/10/21/chartex" xmlns:cx3="http://schemas.microsoft.com/office/drawing/2016/5/9/chartex" xmlns:cx4="http://schemas.microsoft.com/office/drawing/2016/5/10/chartex" xmlns:cx5="http://schemas.microsoft.com/office/drawing/2016/5/11/chartex" xmlns:cx6="http://schemas.microsoft.com/office/drawing/2016/5/12/chartex" xmlns:cx7="http://schemas.microsoft.com/office/drawing/2016/5/13/chartex" xmlns:cx8="http://schemas.microsoft.com/office/drawing/2016/5/14/chartex" xmlns:mc="http://schemas.openxmlformats.org/markup-compatibility/2006" xmlns:aink="http://schemas.microsoft.com/office/drawing/2016/ink" xmlns:am3d="http://schemas.microsoft.com/office/drawing/2017/model3d" xmlns:o="urn:schemas-microsoft-com:office:office" xmlns:oel="http://schemas.microsoft.com/office/2019/extlst" xmlns:r="http://schemas.openxmlformats.org/officeDocument/2006/relationships" xmlns:m="http://schemas.openxmlformats.org/officeDocument/2006/math" xmlns:v="urn:schemas-microsoft-com:vml" xmlns:wp14="http://schemas.microsoft.com/office/word/2010/wordprocessingDrawing" xmlns:wp="http://schemas.openxmlformats.org/drawingml/2006/wordprocessingDrawing" xmlns:w10="urn:schemas-microsoft-com:office:word" xmlns:w="http://schemas.openxmlformats.org/wordprocessingml/2006/main" xmlns:w14="http://schemas.microsoft.com/office/word/2010/wordml" xmlns:w15="http://schemas.microsoft.com/office/word/2012/wordml" xmlns:w16cex="http://schemas.microsoft.com/office/word/2018/wordml/cex" xmlns:w16cid="http://schemas.microsoft.com/office/word/2016/wordml/cid" xmlns:w16="http://schemas.microsoft.com/office/word/2018/wordml" xmlns:w16du="http://schemas.microsoft.com/office/word/2023/wordml/word16du" xmlns:w16sdtdh="http://schemas.microsoft.com/office/word/2020/wordml/sdtdatahash" xmlns:w16sdtfl="http://schemas.microsoft.com/office/word/2024/wordml/sdtformatlock" xmlns:w16se="http://schemas.microsoft.com/office/word/2015/wordml/symex" xmlns:wpg="http://schemas.microsoft.com/office/word/2010/wordprocessingGroup" xmlns:wpi="http://schemas.microsoft.com/office/word/2010/wordprocessingInk" xmlns:wne="http://schemas.microsoft.com/office/word/2006/wordml" xmlns:wps="http://schemas.microsoft.com/office/word/2010/wordprocessingShape" mc:Ignorable="w14 w15 w16se w16cid w16 w16cex w16sdtdh w16sdtfl w16du wp14">
+<w:hdr xmlns:wpc="http://schemas.microsoft.com/office/word/2010/wordprocessingCanvas" xmlns:cx="http://schemas.microsoft.com/office/drawing/2014/chartex" xmlns:cx1="http://schemas.microsoft.com/office/drawing/2015/9/8/chartex" xmlns:cx2="http://schemas.microsoft.com/office/drawing/2015/10/21/chartex" xmlns:cx3="http://schemas.microsoft.com/office/drawing/2016/5/9/chartex" xmlns:cx4="http://schemas.microsoft.com/office/drawing/2016/5/10/chartex" xmlns:cx5="http://schemas.microsoft.com/office/drawing/2016/5/11/chartex" xmlns:cx6="http://schemas.microsoft.com/office/drawing/2016/5/12/chartex" xmlns:cx7="http://schemas.microsoft.com/office/drawing/2016/5/13/chartex" xmlns:cx8="http://schemas.microsoft.com/office/drawing/2016/5/14/chartex" xmlns:mc="http://schemas.openxmlformats.org/markup-compatibility/2006" xmlns:m="http://schemas.openxmlformats.org/officeDocument/2006/math" xmlns:aink="http://schemas.microsoft.com/office/drawing/2016/ink" xmlns:am3d="http://schemas.microsoft.com/office/drawing/2017/model3d" xmlns:oel="http://schemas.microsoft.com/office/2019/extlst" xmlns:r="http://schemas.openxmlformats.org/officeDocument/2006/relationships" xmlns:wp14="http://schemas.microsoft.com/office/word/2010/wordprocessingDrawing" xmlns:wp="http://schemas.openxmlformats.org/drawingml/2006/wordprocessingDrawing" xmlns:wpg="http://schemas.microsoft.com/office/word/2010/wordprocessingGroup" xmlns:wpi="http://schemas.microsoft.com/office/word/2010/wordprocessingInk" xmlns:wps="http://schemas.microsoft.com/office/word/2010/wordprocessingShape" xmlns:o="urn:schemas-microsoft-com:office:office" xmlns:v="urn:schemas-microsoft-com:vml" xmlns:w10="urn:schemas-microsoft-com:office:word" xmlns:w="http://schemas.openxmlformats.org/wordprocessingml/2006/main" xmlns:w14="http://schemas.microsoft.com/office/word/2010/wordml" xmlns:w15="http://schemas.microsoft.com/office/word/2012/wordml" xmlns:w16cei="http://schemas.microsoft.com/office/word/2026/wordml/cei" xmlns:w16cex="http://schemas.microsoft.com/office/word/2018/wordml/cex" xmlns:w16cid="http://schemas.microsoft.com/office/word/2016/wordml/cid" xmlns:w16="http://schemas.microsoft.com/office/word/2018/wordml" xmlns:w16sdtdh="http://schemas.microsoft.com/office/word/2020/wordml/sdtdatahash" xmlns:w16sdtfl="http://schemas.microsoft.com/office/word/2024/wordml/sdtformatlock" xmlns:w16se="http://schemas.microsoft.com/office/word/2015/wordml/symex" xmlns:w16du="http://schemas.microsoft.com/office/word/2023/wordml/word16du" xmlns:wne="http://schemas.microsoft.com/office/word/2006/wordml" mc:Ignorable="w14 w15 w16se w16cid w16 w16cex w16sdtdh w16sdtfl w16du wp14">
   <w:sdt>
     <w:sdtPr>
       <w:id w:val="830403425"/>
@@ -9942,7 +10293,7 @@
 </file>
 
 <file path=word/styles.xml><?xml version="1.0" encoding="utf-8"?>
-<w:styles xmlns:mc="http://schemas.openxmlformats.org/markup-compatibility/2006" xmlns:r="http://schemas.openxmlformats.org/officeDocument/2006/relationships" xmlns:w="http://schemas.openxmlformats.org/wordprocessingml/2006/main" xmlns:w14="http://schemas.microsoft.com/office/word/2010/wordml" xmlns:w15="http://schemas.microsoft.com/office/word/2012/wordml" xmlns:w16cex="http://schemas.microsoft.com/office/word/2018/wordml/cex" xmlns:w16cid="http://schemas.microsoft.com/office/word/2016/wordml/cid" xmlns:w16="http://schemas.microsoft.com/office/word/2018/wordml" xmlns:w16du="http://schemas.microsoft.com/office/word/2023/wordml/word16du" xmlns:w16sdtdh="http://schemas.microsoft.com/office/word/2020/wordml/sdtdatahash" xmlns:w16sdtfl="http://schemas.microsoft.com/office/word/2024/wordml/sdtformatlock" xmlns:w16se="http://schemas.microsoft.com/office/word/2015/wordml/symex" mc:Ignorable="w14 w15 w16se w16cid w16 w16cex w16sdtdh w16sdtfl w16du">
+<w:styles xmlns:mc="http://schemas.openxmlformats.org/markup-compatibility/2006" xmlns:r="http://schemas.openxmlformats.org/officeDocument/2006/relationships" xmlns:w="http://schemas.openxmlformats.org/wordprocessingml/2006/main" xmlns:w14="http://schemas.microsoft.com/office/word/2010/wordml" xmlns:w15="http://schemas.microsoft.com/office/word/2012/wordml" xmlns:w16cex="http://schemas.microsoft.com/office/word/2018/wordml/cex" xmlns:w16cid="http://schemas.microsoft.com/office/word/2016/wordml/cid" xmlns:w16="http://schemas.microsoft.com/office/word/2018/wordml" xmlns:w16sdtdh="http://schemas.microsoft.com/office/word/2020/wordml/sdtdatahash" xmlns:w16sdtfl="http://schemas.microsoft.com/office/word/2024/wordml/sdtformatlock" xmlns:w16se="http://schemas.microsoft.com/office/word/2015/wordml/symex" xmlns:w16du="http://schemas.microsoft.com/office/word/2023/wordml/word16du" mc:Ignorable="w14 w15 w16se w16cid w16 w16cex w16sdtdh w16sdtfl w16du">
   <w:docDefaults>
     <w:rPrDefault>
       <w:rPr>

--- a/src/content/bios/Black-ER 2014.docx
+++ b/src/content/bios/Black-ER 2014.docx
@@ -21,7 +21,25 @@
           <w:sz w:val="24"/>
           <w:szCs w:val="24"/>
         </w:rPr>
-        <w:t>BLACK, Eugene Robert, third Pre</w:t>
+        <w:t xml:space="preserve">BLACK, Eugene Robert, </w:t>
+      </w:r>
+      <w:r>
+        <w:rPr>
+          <w:rFonts w:ascii="Times New Roman" w:hAnsi="Times New Roman" w:cs="Times New Roman"/>
+          <w:b/>
+          <w:sz w:val="24"/>
+          <w:szCs w:val="24"/>
+        </w:rPr>
+        <w:t xml:space="preserve">American Banker and </w:t>
+      </w:r>
+      <w:r>
+        <w:rPr>
+          <w:rFonts w:ascii="Times New Roman" w:hAnsi="Times New Roman" w:cs="Times New Roman"/>
+          <w:b/>
+          <w:sz w:val="24"/>
+          <w:szCs w:val="24"/>
+        </w:rPr>
+        <w:t>third Pre</w:t>
       </w:r>
       <w:r>
         <w:rPr>
@@ -522,6 +540,7 @@
       <w:r>
         <w:rPr>
           <w:rFonts w:ascii="Times New Roman" w:hAnsi="Times New Roman" w:cs="Times New Roman"/>
+          <w:noProof/>
           <w:sz w:val="24"/>
           <w:szCs w:val="24"/>
         </w:rPr>
@@ -588,15 +607,61 @@
           <w:szCs w:val="24"/>
           <w:lang w:val="en-GB"/>
         </w:rPr>
-        <w:t>Black, President World Bank and its two affiliates, speaking at Annual Meetings, 17-21 September 1962, file 1811960_039.tif, Public</w:t>
-      </w:r>
-      <w:r>
-        <w:rPr>
-          <w:rFonts w:ascii="Times New Roman" w:hAnsi="Times New Roman" w:cs="Times New Roman"/>
-          <w:sz w:val="24"/>
-          <w:szCs w:val="24"/>
-        </w:rPr>
-        <w:t xml:space="preserve"> </w:t>
+        <w:t xml:space="preserve">Black, </w:t>
+      </w:r>
+      <w:r>
+        <w:rPr>
+          <w:rFonts w:ascii="Times New Roman" w:hAnsi="Times New Roman" w:cs="Times New Roman"/>
+          <w:sz w:val="24"/>
+          <w:szCs w:val="24"/>
+          <w:lang w:val="en-GB"/>
+        </w:rPr>
+        <w:t>17-21 September 1962</w:t>
+      </w:r>
+      <w:r>
+        <w:rPr>
+          <w:rFonts w:ascii="Times New Roman" w:hAnsi="Times New Roman" w:cs="Times New Roman"/>
+          <w:sz w:val="24"/>
+          <w:szCs w:val="24"/>
+          <w:lang w:val="en-GB"/>
+        </w:rPr>
+        <w:t xml:space="preserve">, </w:t>
+      </w:r>
+      <w:r>
+        <w:rPr>
+          <w:rFonts w:ascii="Times New Roman" w:hAnsi="Times New Roman" w:cs="Times New Roman"/>
+          <w:sz w:val="24"/>
+          <w:szCs w:val="24"/>
+          <w:lang w:val="en-GB"/>
+        </w:rPr>
+        <w:t>speaking at Annual Meetings</w:t>
+      </w:r>
+      <w:r>
+        <w:rPr>
+          <w:rFonts w:ascii="Times New Roman" w:hAnsi="Times New Roman" w:cs="Times New Roman"/>
+          <w:sz w:val="24"/>
+          <w:szCs w:val="24"/>
+          <w:lang w:val="en-GB"/>
+        </w:rPr>
+        <w:t xml:space="preserve"> </w:t>
+      </w:r>
+      <w:r>
+        <w:rPr>
+          <w:rFonts w:ascii="Times New Roman" w:hAnsi="Times New Roman" w:cs="Times New Roman"/>
+          <w:sz w:val="24"/>
+          <w:szCs w:val="24"/>
+          <w:lang w:val="en-GB"/>
+        </w:rPr>
+        <w:t>World Bank and its two affiliates</w:t>
+      </w:r>
+      <w:r>
+        <w:rPr>
+          <w:rFonts w:ascii="Times New Roman" w:hAnsi="Times New Roman" w:cs="Times New Roman"/>
+          <w:sz w:val="24"/>
+          <w:szCs w:val="24"/>
+          <w:lang w:val="en-GB"/>
+        </w:rPr>
+        <w:t>, World Bank Group Archives</w:t>
       </w:r>
     </w:p>
     <w:p>
